--- a/docs/festflow/페스트플로우_주요기능_원리_정리.docx
+++ b/docs/festflow/페스트플로우_주요기능_원리_정리.docx
@@ -1,167 +1,26 @@
 
 <file path=word/document.xml><?xml version="1.0" encoding="utf-8"?>
-<w:document xmlns:wpc="http://schemas.microsoft.com/office/word/2010/wordprocessingCanvas" xmlns:mo="http://schemas.microsoft.com/office/mac/office/2008/main" xmlns:mc="http://schemas.openxmlformats.org/markup-compatibility/2006" xmlns:mv="urn:schemas-microsoft-com:mac:vml" xmlns:o="urn:schemas-microsoft-com:office:office" xmlns:r="http://schemas.openxmlformats.org/officeDocument/2006/relationships" xmlns:m="http://schemas.openxmlformats.org/officeDocument/2006/math" xmlns:v="urn:schemas-microsoft-com:vml" xmlns:wp14="http://schemas.microsoft.com/office/word/2010/wordprocessingDrawing" xmlns:wp="http://schemas.openxmlformats.org/drawingml/2006/wordprocessingDrawing" xmlns:w10="urn:schemas-microsoft-com:office:word" xmlns:w="http://schemas.openxmlformats.org/wordprocessingml/2006/main" xmlns:w14="http://schemas.microsoft.com/office/word/2010/wordml" xmlns:wpg="http://schemas.microsoft.com/office/word/2010/wordprocessingGroup" xmlns:wpi="http://schemas.microsoft.com/office/word/2010/wordprocessingInk" xmlns:wne="http://schemas.microsoft.com/office/word/2006/wordml" xmlns:wps="http://schemas.microsoft.com/office/word/2010/wordprocessingShape" mc:Ignorable="w14 wp14">
+<w:document xmlns:w="http://schemas.openxmlformats.org/wordprocessingml/2006/main" xmlns:r="http://schemas.openxmlformats.org/officeDocument/2006/relationships">
   <w:body>
     <w:p>
       <w:pPr>
-        <w:spacing w:before="1760" w:after="200"/>
-        <w:jc w:val="center"/>
+        <w:pStyle w:val="Title"/>
       </w:pPr>
       <w:r>
-        <w:rPr>
-          <w:rFonts w:ascii="Calibri" w:hAnsi="Calibri"/>
-          <w:b/>
-          <w:color w:val="7A5A00"/>
-          <w:sz w:val="26"/>
-        </w:rPr>
-        <w:t>FestFlow</w:t>
+        <w:t xml:space="preserve">FestFlow</w:t>
       </w:r>
     </w:p>
     <w:p>
       <w:pPr>
-        <w:spacing w:before="0" w:after="160"/>
-        <w:jc w:val="center"/>
+        <w:pStyle w:val="Subtitle"/>
       </w:pPr>
       <w:r>
-        <w:rPr>
-          <w:rFonts w:ascii="Calibri" w:hAnsi="Calibri"/>
-          <w:b/>
-          <w:color w:val="203748"/>
-          <w:sz w:val="48"/>
-        </w:rPr>
-        <w:t>주요 기능 원리 정리</w:t>
-      </w:r>
-    </w:p>
-    <w:p>
-      <w:pPr>
-        <w:spacing w:before="0" w:after="520"/>
-        <w:jc w:val="center"/>
-      </w:pPr>
-      <w:r>
-        <w:rPr>
-          <w:rFonts w:ascii="Calibri" w:hAnsi="Calibri"/>
-          <w:color w:val="2B5163"/>
-          <w:sz w:val="26"/>
-        </w:rPr>
-        <w:t>발표용 설명 문서</w:t>
-      </w:r>
-    </w:p>
-    <w:tbl>
-      <w:tblPr>
-        <w:tblW w:type="auto" w:w="0"/>
-        <w:tblLayout w:type="fixed"/>
-        <w:tblLook w:firstColumn="1" w:firstRow="1" w:lastColumn="0" w:lastRow="0" w:noHBand="0" w:noVBand="1" w:val="04A0"/>
-      </w:tblPr>
-      <w:tblGrid>
-        <w:gridCol w:w="4680"/>
-        <w:gridCol w:w="4680"/>
-      </w:tblGrid>
-      <w:tr>
-        <w:tc>
-          <w:tcPr>
-            <w:tcW w:type="dxa" w:w="2016"/>
-            <w:tcMar>
-              <w:top w:w="80" w:type="dxa"/>
-              <w:start w:w="120" w:type="dxa"/>
-              <w:bottom w:w="80" w:type="dxa"/>
-              <w:end w:w="120" w:type="dxa"/>
-            </w:tcMar>
-            <w:shd w:fill="E8EEF5"/>
-          </w:tcPr>
-          <w:p>
-            <w:pPr>
-              <w:spacing w:before="0" w:after="0" w:line="276" w:lineRule="auto"/>
-            </w:pPr>
-            <w:r>
-              <w:rPr>
-                <w:rFonts w:ascii="Calibri" w:hAnsi="Calibri"/>
-                <w:b/>
-                <w:sz w:val="21"/>
-              </w:rPr>
-              <w:t>문서 목적</w:t>
-            </w:r>
-          </w:p>
-        </w:tc>
-        <w:tc>
-          <w:tcPr>
-            <w:tcW w:type="dxa" w:w="7344"/>
-            <w:tcMar>
-              <w:top w:w="80" w:type="dxa"/>
-              <w:start w:w="120" w:type="dxa"/>
-              <w:bottom w:w="80" w:type="dxa"/>
-              <w:end w:w="120" w:type="dxa"/>
-            </w:tcMar>
-          </w:tcPr>
-          <w:p>
-            <w:pPr>
-              <w:spacing w:before="0" w:after="0" w:line="276" w:lineRule="auto"/>
-            </w:pPr>
-            <w:r>
-              <w:rPr>
-                <w:rFonts w:ascii="Calibri" w:hAnsi="Calibri"/>
-                <w:b w:val="0"/>
-                <w:sz w:val="21"/>
-              </w:rPr>
-              <w:t>FestFlow의 핵심 기능들이 어떤 데이터와 서비스 흐름으로 동작하는지 발표용으로 빠르게 설명하기 위한 문서</w:t>
-            </w:r>
-          </w:p>
-        </w:tc>
-      </w:tr>
-      <w:tr>
-        <w:tc>
-          <w:tcPr>
-            <w:tcW w:type="dxa" w:w="2016"/>
-            <w:tcMar>
-              <w:top w:w="80" w:type="dxa"/>
-              <w:start w:w="120" w:type="dxa"/>
-              <w:bottom w:w="80" w:type="dxa"/>
-              <w:end w:w="120" w:type="dxa"/>
-            </w:tcMar>
-            <w:shd w:fill="E8EEF5"/>
-          </w:tcPr>
-          <w:p>
-            <w:pPr>
-              <w:spacing w:before="0" w:after="0" w:line="276" w:lineRule="auto"/>
-            </w:pPr>
-            <w:r>
-              <w:rPr>
-                <w:rFonts w:ascii="Calibri" w:hAnsi="Calibri"/>
-                <w:b/>
-                <w:sz w:val="21"/>
-              </w:rPr>
-              <w:t>정리 범위</w:t>
-            </w:r>
-          </w:p>
-        </w:tc>
-        <w:tc>
-          <w:tcPr>
-            <w:tcW w:type="dxa" w:w="7344"/>
-            <w:tcMar>
-              <w:top w:w="80" w:type="dxa"/>
-              <w:start w:w="120" w:type="dxa"/>
-              <w:bottom w:w="80" w:type="dxa"/>
-              <w:end w:w="120" w:type="dxa"/>
-            </w:tcMar>
-          </w:tcPr>
-          <w:p>
-            <w:pPr>
-              <w:spacing w:before="0" w:after="0" w:line="276" w:lineRule="auto"/>
-            </w:pPr>
-            <w:r>
-              <w:rPr>
-                <w:rFonts w:ascii="Calibri" w:hAnsi="Calibri"/>
-                <w:b w:val="0"/>
-                <w:sz w:val="21"/>
-              </w:rPr>
-              <w:t>AI 축제 가이드, 혼잡도 분석, 예약/대기, 운영 관제, 실시간 동기화, AI 챗, 시뮬레이션, AI 매칭</w:t>
-            </w:r>
-          </w:p>
-        </w:tc>
-      </w:tr>
-    </w:tbl>
-    <w:p>
-      <w:r>
-        <w:br w:type="page"/>
+        <w:t xml:space="preserve">주요 기능 원리 정리</w:t>
+      </w:r>
+    </w:p>
+    <w:p>
+      <w:r>
+        <w:t xml:space="preserve">발표용 상세 설명 문서</w:t>
       </w:r>
     </w:p>
     <w:p>
@@ -169,17 +28,12 @@
         <w:pStyle w:val="Heading1"/>
       </w:pPr>
       <w:r>
-        <w:t>문서 개요</w:t>
-      </w:r>
-    </w:p>
-    <w:p>
-      <w:r>
-        <w:t>이 문서는 FestFlow의 주요 기능 8개가 어떤 입력을 받고, 어떤 서비스가 데이터를 모으고, 어떤 규칙과 AI를 통해 결과를 만드는지를 정리한 문서다.</w:t>
-      </w:r>
-    </w:p>
-    <w:p>
-      <w:r>
-        <w:t>설명은 코드 기준으로 정리했으며, 사용자 입력에서 서버 판단을 거쳐 화면 결과가 만들어지는 흐름이 바로 보이도록 구성했다.</w:t>
+        <w:t xml:space="preserve">문서 목적</w:t>
+      </w:r>
+    </w:p>
+    <w:p>
+      <w:r>
+        <w:t xml:space="preserve">FestFlow의 핵심 기능들이 어떤 입력을 받고, 어떤 서비스에서 데이터를 처리하며, 어떤 판단 과정을 거쳐 화면 결과로 바뀌는지 발표용으로 설명하기 위한 문서다.</w:t>
       </w:r>
     </w:p>
     <w:p>
@@ -187,7 +41,46 @@
         <w:pStyle w:val="Heading1"/>
       </w:pPr>
       <w:r>
-        <w:t>1. AI 축제 가이드</w:t>
+        <w:t xml:space="preserve">이번 버전의 보강 방향</w:t>
+      </w:r>
+    </w:p>
+    <w:p>
+      <w:r>
+        <w:t xml:space="preserve">기존 8개 기능은 처리 단계를 더 자세히 풀었고, 발표에서 중요하게 보일 수 있는 기능 5개를 추가했다. 각 기능은 입력과 기준 데이터, 상세 처리 과정, 화면 결과, 발표 포인트, 한 줄 요약 순서로 정리했다.</w:t>
+      </w:r>
+    </w:p>
+    <w:p>
+      <w:pPr>
+        <w:pStyle w:val="Heading1"/>
+      </w:pPr>
+      <w:r>
+        <w:t xml:space="preserve">전체 시스템 원리</w:t>
+      </w:r>
+    </w:p>
+    <w:p>
+      <w:r>
+        <w:t xml:space="preserve">FestFlow의 원리는 크게 네 단계다. 첫째, 실시간 운영 데이터를 snapshot으로 모은다. 둘째, 규칙 기반 점수와 필요 시 RandomForest 같은 ML 예측으로 혼잡도나 위험도를 계산한다. 셋째, 그 결과를 추천, 회피, 나중 추천, 체크인 가능, 예약 불가 같은 구조화된 판단으로 바꾼다. 넷째, 필요한 경우 AI가 이 구조화된 판단을 방문자나 운영자가 이해하기 쉬운 자연어 가이드로 요약한다.</w:t>
+      </w:r>
+    </w:p>
+    <w:p>
+      <w:pPr>
+        <w:pStyle w:val="Heading1"/>
+      </w:pPr>
+      <w:r>
+        <w:t xml:space="preserve">추가된 기능 5개</w:t>
+      </w:r>
+    </w:p>
+    <w:p>
+      <w:r>
+        <w:t xml:space="preserve">이번 보강에서 추가한 기능은 부스 운영 대시보드, 분실물 관리, 스태프 현장 지원, 공지/행사 일정 관리, 관리자 대시보드와 감사 로그다.</w:t>
+      </w:r>
+    </w:p>
+    <w:p>
+      <w:pPr>
+        <w:pStyle w:val="Heading1"/>
+      </w:pPr>
+      <w:r>
+        <w:t xml:space="preserve">1. AI 축제 가이드</w:t>
       </w:r>
     </w:p>
     <w:p>
@@ -195,12 +88,12 @@
         <w:pStyle w:val="Heading2"/>
       </w:pPr>
       <w:r>
-        <w:t>기능 개요</w:t>
-      </w:r>
-    </w:p>
-    <w:p>
-      <w:r>
-        <w:t>방문자에게 지금 가기 좋은 부스, 피해야 할 부스, 조금 뒤에 가면 좋은 부스를 추천하는 기능이다.</w:t>
+        <w:t xml:space="preserve">기능 개요</w:t>
+      </w:r>
+    </w:p>
+    <w:p>
+      <w:r>
+        <w:t xml:space="preserve">방문자에게 지금 방문하기 좋은 부스, 피해야 할 부스, 나중에 가면 좋은 부스를 추천하는 기능이다. 핵심은 AI가 빈 화면에서 마음대로 추천하는 것이 아니라, 서버가 먼저 현재 축제 상태를 구조화하고 점수화한 뒤 AI가 그 판단을 자연어로 설명한다는 점이다.</w:t>
       </w:r>
     </w:p>
     <w:p>
@@ -208,47 +101,32 @@
         <w:pStyle w:val="Heading2"/>
       </w:pPr>
       <w:r>
-        <w:t>관련 코드</w:t>
-      </w:r>
-    </w:p>
-    <w:p>
-      <w:pPr>
-        <w:pStyle w:val="CodeLabel"/>
-      </w:pPr>
-      <w:r>
-        <w:t>AiGuideController.java</w:t>
-      </w:r>
-    </w:p>
-    <w:p>
-      <w:pPr>
-        <w:pStyle w:val="CodeLabel"/>
-      </w:pPr>
-      <w:r>
-        <w:t>AiCongestionService.java</w:t>
-      </w:r>
-    </w:p>
-    <w:p>
-      <w:pPr>
-        <w:pStyle w:val="CodeLabel"/>
-      </w:pPr>
-      <w:r>
-        <w:t>PublicAiGuideService.java</w:t>
-      </w:r>
-    </w:p>
-    <w:p>
-      <w:pPr>
-        <w:pStyle w:val="CodeLabel"/>
-      </w:pPr>
-      <w:r>
-        <w:t>FestivalSnapshotService.java</w:t>
-      </w:r>
-    </w:p>
-    <w:p>
-      <w:pPr>
-        <w:pStyle w:val="CodeLabel"/>
-      </w:pPr>
-      <w:r>
-        <w:t>PythonCongestionModelService.java</w:t>
+        <w:t xml:space="preserve">관련 코드</w:t>
+      </w:r>
+    </w:p>
+    <w:p>
+      <w:r>
+        <w:t xml:space="preserve">코드 위치: AiGuideController.java</w:t>
+      </w:r>
+    </w:p>
+    <w:p>
+      <w:r>
+        <w:t xml:space="preserve">코드 위치: AiCongestionService.java</w:t>
+      </w:r>
+    </w:p>
+    <w:p>
+      <w:r>
+        <w:t xml:space="preserve">코드 위치: PublicAiGuideService.java</w:t>
+      </w:r>
+    </w:p>
+    <w:p>
+      <w:r>
+        <w:t xml:space="preserve">코드 위치: FestivalSnapshotService.java</w:t>
+      </w:r>
+    </w:p>
+    <w:p>
+      <w:r>
+        <w:t xml:space="preserve">코드 위치: PythonCongestionModelService.java</w:t>
       </w:r>
     </w:p>
     <w:p>
@@ -256,61 +134,37 @@
         <w:pStyle w:val="Heading2"/>
       </w:pPr>
       <w:r>
-        <w:t>입력</w:t>
-      </w:r>
-    </w:p>
-    <w:p>
-      <w:pPr>
-        <w:pStyle w:val="ListBullet"/>
-        <w:spacing w:after="80" w:line="300" w:lineRule="auto"/>
-      </w:pPr>
-      <w:r>
-        <w:t>방문자의 가이드 요청</w:t>
-      </w:r>
-    </w:p>
-    <w:p>
-      <w:pPr>
-        <w:pStyle w:val="ListBullet"/>
-        <w:spacing w:after="80" w:line="300" w:lineRule="auto"/>
-      </w:pPr>
-      <w:r>
-        <w:t>현재 부스 상태</w:t>
-      </w:r>
-    </w:p>
-    <w:p>
-      <w:pPr>
-        <w:pStyle w:val="ListBullet"/>
-        <w:spacing w:after="80" w:line="300" w:lineRule="auto"/>
-      </w:pPr>
-      <w:r>
-        <w:t>현재 혼잡도</w:t>
-      </w:r>
-    </w:p>
-    <w:p>
-      <w:pPr>
-        <w:pStyle w:val="ListBullet"/>
-        <w:spacing w:after="80" w:line="300" w:lineRule="auto"/>
-      </w:pPr>
-      <w:r>
-        <w:t>예약 상태</w:t>
-      </w:r>
-    </w:p>
-    <w:p>
-      <w:pPr>
-        <w:pStyle w:val="ListBullet"/>
-        <w:spacing w:after="80" w:line="300" w:lineRule="auto"/>
-      </w:pPr>
-      <w:r>
-        <w:t>행사 일정</w:t>
-      </w:r>
-    </w:p>
-    <w:p>
-      <w:pPr>
-        <w:pStyle w:val="ListBullet"/>
-        <w:spacing w:after="80" w:line="300" w:lineRule="auto"/>
-      </w:pPr>
-      <w:r>
-        <w:t>공지 정보</w:t>
+        <w:t xml:space="preserve">입력과 기준 데이터</w:t>
+      </w:r>
+    </w:p>
+    <w:p>
+      <w:r>
+        <w:t xml:space="preserve">입력 데이터: 방문자의 가이드 요청</w:t>
+      </w:r>
+    </w:p>
+    <w:p>
+      <w:r>
+        <w:t xml:space="preserve">입력 데이터: 부스별 대기시간, 재고, 운영 상태</w:t>
+      </w:r>
+    </w:p>
+    <w:p>
+      <w:r>
+        <w:t xml:space="preserve">입력 데이터: GPS 기반 혼잡도</w:t>
+      </w:r>
+    </w:p>
+    <w:p>
+      <w:r>
+        <w:t xml:space="preserve">입력 데이터: 예약 테이블과 활성 예약 수</w:t>
+      </w:r>
+    </w:p>
+    <w:p>
+      <w:r>
+        <w:t xml:space="preserve">입력 데이터: 행사 일정과 곧 시작하는 공연 정보</w:t>
+      </w:r>
+    </w:p>
+    <w:p>
+      <w:r>
+        <w:t xml:space="preserve">입력 데이터: 공지와 운영 메시지</w:t>
       </w:r>
     </w:p>
     <w:p>
@@ -318,61 +172,47 @@
         <w:pStyle w:val="Heading2"/>
       </w:pPr>
       <w:r>
-        <w:t>동작 원리</w:t>
-      </w:r>
-    </w:p>
-    <w:p>
-      <w:pPr>
-        <w:pStyle w:val="ListNumber"/>
-        <w:spacing w:after="80" w:line="300" w:lineRule="auto"/>
-      </w:pPr>
-      <w:r>
-        <w:t>FestivalSnapshotService가 부스, 혼잡도, 예약, 행사, 공지 같은 운영 데이터를 한 번에 모아 현재 축제 스냅샷을 만든다.</w:t>
-      </w:r>
-    </w:p>
-    <w:p>
-      <w:pPr>
-        <w:pStyle w:val="ListNumber"/>
-        <w:spacing w:after="80" w:line="300" w:lineRule="auto"/>
-      </w:pPr>
-      <w:r>
-        <w:t>AiCongestionService가 각 부스별로 군중 수, 예상 대기시간, 예약 수, 좌석 수, 재고, 행사 임박 여부를 바탕으로 위험 점수를 계산한다.</w:t>
-      </w:r>
-    </w:p>
-    <w:p>
-      <w:pPr>
-        <w:pStyle w:val="ListNumber"/>
-        <w:spacing w:after="80" w:line="300" w:lineRule="auto"/>
-      </w:pPr>
-      <w:r>
-        <w:t>가능하면 PythonCongestionModelService가 추가 예측을 수행하고, 모델이 없거나 실패하면 규칙 기반 점수만으로 계속 진행한다.</w:t>
-      </w:r>
-    </w:p>
-    <w:p>
-      <w:pPr>
-        <w:pStyle w:val="ListNumber"/>
-        <w:spacing w:after="80" w:line="300" w:lineRule="auto"/>
-      </w:pPr>
-      <w:r>
-        <w:t>위험 점수가 낮고 대기시간이 짧고 재고가 충분한 부스는 recommendedNow로, 위험 점수가 높은 부스는 avoidNow로, 미래 혼잡이 더 나아질 부스는 recommendedLater로 분류한다.</w:t>
-      </w:r>
-    </w:p>
-    <w:p>
-      <w:pPr>
-        <w:pStyle w:val="ListNumber"/>
-        <w:spacing w:after="80" w:line="300" w:lineRule="auto"/>
-      </w:pPr>
-      <w:r>
-        <w:t>PublicAiGuideService는 이 구조화된 결과를 AI에게 넘겨 방문자용 자연어 가이드 문장으로 정리한다.</w:t>
-      </w:r>
-    </w:p>
-    <w:p>
-      <w:pPr>
-        <w:pStyle w:val="ListNumber"/>
-        <w:spacing w:after="80" w:line="300" w:lineRule="auto"/>
-      </w:pPr>
-      <w:r>
-        <w:t>AI 응답이 비어 있거나 실패하면 미리 준비한 fallback 가이드를 그대로 반환한다.</w:t>
+        <w:t xml:space="preserve">상세 처리 과정</w:t>
+      </w:r>
+    </w:p>
+    <w:p>
+      <w:r>
+        <w:t xml:space="preserve">단계 1 - 프론트엔드가 AI 가이드 API를 호출하면 AiGuideController가 요청을 받는다.</w:t>
+      </w:r>
+    </w:p>
+    <w:p>
+      <w:r>
+        <w:t xml:space="preserve">단계 2 - FestivalSnapshotService가 현재 시각 기준으로 부스, 혼잡도, 예약, 공연, 공지를 한 번에 묶은 snapshot을 만든다.</w:t>
+      </w:r>
+    </w:p>
+    <w:p>
+      <w:r>
+        <w:t xml:space="preserve">단계 3 - AiCongestionService가 snapshot 안의 각 부스에 대해 대기시간, 감지 인원, 예약 수, 남은 좌석, 재고, 행사 임박 여부를 feature처럼 정리한다.</w:t>
+      </w:r>
+    </w:p>
+    <w:p>
+      <w:r>
+        <w:t xml:space="preserve">단계 4 - 서버는 먼저 규칙 기반 점수를 계산한다. 예를 들어 대기시간이 짧고 재고가 충분하고 주변 인원이 적으면 좋은 후보가 되고, 대기시간이 길거나 재고가 부족하거나 행사 직전이면 회피 후보가 된다.</w:t>
+      </w:r>
+    </w:p>
+    <w:p>
+      <w:r>
+        <w:t xml:space="preserve">단계 5 - RandomForest 모델 파일과 Python 추론 스크립트가 준비되어 있으면 PythonCongestionModelService가 30분 뒤 혼잡도 등급과 confidence를 추가로 반환한다.</w:t>
+      </w:r>
+    </w:p>
+    <w:p>
+      <w:r>
+        <w:t xml:space="preserve">단계 6 - 모델 결과가 없거나 실패해도 기능은 멈추지 않는다. 이 경우 규칙 기반 점수만으로 recommendedNow, avoidNow, recommendedLater를 만든다.</w:t>
+      </w:r>
+    </w:p>
+    <w:p>
+      <w:r>
+        <w:t xml:space="preserve">단계 7 - PublicAiGuideService는 구조화된 추천 결과를 AI에게 전달해 방문자가 이해하기 쉬운 안내 문장으로 요약한다.</w:t>
+      </w:r>
+    </w:p>
+    <w:p>
+      <w:r>
+        <w:t xml:space="preserve">단계 8 - AI 응답이 비어 있거나 형식이 맞지 않으면 서버가 준비한 fallback 문장을 사용한다.</w:t>
       </w:r>
     </w:p>
     <w:p>
@@ -380,23 +220,47 @@
         <w:pStyle w:val="Heading2"/>
       </w:pPr>
       <w:r>
-        <w:t>한 줄 요약</w:t>
+        <w:t xml:space="preserve">화면에 보이는 결과</w:t>
+      </w:r>
+    </w:p>
+    <w:p>
+      <w:r>
+        <w:t xml:space="preserve">방문자는 추천 부스, 회피 부스, 나중 추천 부스와 그 이유를 자연어 문장으로 받는다. 분석 페이지나 홈 화면에서는 같은 판단이 카드 형태로도 표시된다.</w:t>
       </w:r>
     </w:p>
     <w:p>
       <w:pPr>
-        <w:pStyle w:val="Callout"/>
+        <w:pStyle w:val="Heading2"/>
       </w:pPr>
       <w:r>
-        <w:t>AI가 처음부터 판단하는 구조가 아니라, 서버가 먼저 데이터 기반 추천을 만든 뒤 AI가 그 결과를 읽기 쉬운 문장으로 바꾸는 구조다.</w:t>
-      </w:r>
-    </w:p>
+        <w:t xml:space="preserve">발표에서 말하기 좋은 포인트</w:t>
+      </w:r>
+    </w:p>
+    <w:p>
+      <w:r>
+        <w:t xml:space="preserve">시연에서는 'AI가 추천했습니다'라고만 말하지 말고, '먼저 운영 데이터를 snapshot으로 모으고, 서버가 점수와 예측을 만든 뒤, AI는 그 판단을 방문자용 문장으로 바꿉니다'라고 설명하면 설득력이 높다.</w:t>
+      </w:r>
+    </w:p>
+    <w:p>
+      <w:pPr>
+        <w:pStyle w:val="Heading2"/>
+      </w:pPr>
+      <w:r>
+        <w:t xml:space="preserve">한 줄 요약</w:t>
+      </w:r>
+    </w:p>
+    <w:p>
+      <w:r>
+        <w:t xml:space="preserve">실시간 운영 데이터와 규칙 기반 판단을 먼저 만들고, 필요한 경우 ML 예측과 생성형 AI 설명을 얹는 구조다.</w:t>
+      </w:r>
+    </w:p>
+    <w:p/>
     <w:p>
       <w:pPr>
         <w:pStyle w:val="Heading1"/>
       </w:pPr>
       <w:r>
-        <w:t>2. 실시간 혼잡도 분석</w:t>
+        <w:t xml:space="preserve">2. 실시간 혼잡도 분석</w:t>
       </w:r>
     </w:p>
     <w:p>
@@ -404,12 +268,12 @@
         <w:pStyle w:val="Heading2"/>
       </w:pPr>
       <w:r>
-        <w:t>기능 개요</w:t>
-      </w:r>
-    </w:p>
-    <w:p>
-      <w:r>
-        <w:t>축제장 곳곳의 현재 인원 밀집 상태와 시간대별 유동량을 계산해서 혼잡도를 시각화하는 기능이다.</w:t>
+        <w:t xml:space="preserve">기능 개요</w:t>
+      </w:r>
+    </w:p>
+    <w:p>
+      <w:r>
+        <w:t xml:space="preserve">축제장 구역과 부스 주변에 사람이 얼마나 몰려 있는지 계산하고, 시간대별 유동량과 혼잡 수준을 화면에 보여주는 기능이다.</w:t>
       </w:r>
     </w:p>
     <w:p>
@@ -417,31 +281,27 @@
         <w:pStyle w:val="Heading2"/>
       </w:pPr>
       <w:r>
-        <w:t>관련 코드</w:t>
-      </w:r>
-    </w:p>
-    <w:p>
-      <w:pPr>
-        <w:pStyle w:val="CodeLabel"/>
-      </w:pPr>
-      <w:r>
-        <w:t>AnalyticsController.java</w:t>
-      </w:r>
-    </w:p>
-    <w:p>
-      <w:pPr>
-        <w:pStyle w:val="CodeLabel"/>
-      </w:pPr>
-      <w:r>
-        <w:t>AnalyticsService.java</w:t>
-      </w:r>
-    </w:p>
-    <w:p>
-      <w:pPr>
-        <w:pStyle w:val="CodeLabel"/>
-      </w:pPr>
-      <w:r>
-        <w:t>GpsService.java</w:t>
+        <w:t xml:space="preserve">관련 코드</w:t>
+      </w:r>
+    </w:p>
+    <w:p>
+      <w:r>
+        <w:t xml:space="preserve">코드 위치: AnalyticsController.java</w:t>
+      </w:r>
+    </w:p>
+    <w:p>
+      <w:r>
+        <w:t xml:space="preserve">코드 위치: AnalyticsService.java</w:t>
+      </w:r>
+    </w:p>
+    <w:p>
+      <w:r>
+        <w:t xml:space="preserve">코드 위치: GpsService.java</w:t>
+      </w:r>
+    </w:p>
+    <w:p>
+      <w:r>
+        <w:t xml:space="preserve">코드 위치: BoothService.java</w:t>
       </w:r>
     </w:p>
     <w:p>
@@ -449,34 +309,32 @@
         <w:pStyle w:val="Heading2"/>
       </w:pPr>
       <w:r>
-        <w:t>입력</w:t>
-      </w:r>
-    </w:p>
-    <w:p>
-      <w:pPr>
-        <w:pStyle w:val="ListBullet"/>
-        <w:spacing w:after="80" w:line="300" w:lineRule="auto"/>
-      </w:pPr>
-      <w:r>
-        <w:t>방문자 GPS 로그</w:t>
-      </w:r>
-    </w:p>
-    <w:p>
-      <w:pPr>
-        <w:pStyle w:val="ListBullet"/>
-        <w:spacing w:after="80" w:line="300" w:lineRule="auto"/>
-      </w:pPr>
-      <w:r>
-        <w:t>구역 좌표와 반경 정보</w:t>
-      </w:r>
-    </w:p>
-    <w:p>
-      <w:pPr>
-        <w:pStyle w:val="ListBullet"/>
-        <w:spacing w:after="80" w:line="300" w:lineRule="auto"/>
-      </w:pPr>
-      <w:r>
-        <w:t>시간 구간 정보</w:t>
+        <w:t xml:space="preserve">입력과 기준 데이터</w:t>
+      </w:r>
+    </w:p>
+    <w:p>
+      <w:r>
+        <w:t xml:space="preserve">입력 데이터: 방문자 GPS 로그</w:t>
+      </w:r>
+    </w:p>
+    <w:p>
+      <w:r>
+        <w:t xml:space="preserve">입력 데이터: 부스 좌표와 구역 반경</w:t>
+      </w:r>
+    </w:p>
+    <w:p>
+      <w:r>
+        <w:t xml:space="preserve">입력 데이터: 조회 시간 범위</w:t>
+      </w:r>
+    </w:p>
+    <w:p>
+      <w:r>
+        <w:t xml:space="preserve">입력 데이터: 부스 대기시간과 운영 상태</w:t>
+      </w:r>
+    </w:p>
+    <w:p>
+      <w:r>
+        <w:t xml:space="preserve">입력 데이터: 시뮬레이션이 켜져 있을 때의 가상 상태</w:t>
       </w:r>
     </w:p>
     <w:p>
@@ -484,52 +342,42 @@
         <w:pStyle w:val="Heading2"/>
       </w:pPr>
       <w:r>
-        <w:t>동작 원리</w:t>
-      </w:r>
-    </w:p>
-    <w:p>
-      <w:pPr>
-        <w:pStyle w:val="ListNumber"/>
-        <w:spacing w:after="80" w:line="300" w:lineRule="auto"/>
-      </w:pPr>
-      <w:r>
-        <w:t>사용자의 위치 로그가 서버에 쌓인다.</w:t>
-      </w:r>
-    </w:p>
-    <w:p>
-      <w:pPr>
-        <w:pStyle w:val="ListNumber"/>
-        <w:spacing w:after="80" w:line="300" w:lineRule="auto"/>
-      </w:pPr>
-      <w:r>
-        <w:t>AnalyticsService는 미리 정의한 혼잡 구역과 무대 구역 반경 안에 몇 명이 들어와 있는지 계산한다.</w:t>
-      </w:r>
-    </w:p>
-    <w:p>
-      <w:pPr>
-        <w:pStyle w:val="ListNumber"/>
-        <w:spacing w:after="80" w:line="300" w:lineRule="auto"/>
-      </w:pPr>
-      <w:r>
-        <w:t>현재 구간과 이전 구간을 비교해서 인원 증가 추세를 계산한다.</w:t>
-      </w:r>
-    </w:p>
-    <w:p>
-      <w:pPr>
-        <w:pStyle w:val="ListNumber"/>
-        <w:spacing w:after="80" w:line="300" w:lineRule="auto"/>
-      </w:pPr>
-      <w:r>
-        <w:t>인원 수를 구역 수용 힌트와 비교해 퍼센트와 혼잡 수준으로 변환한다.</w:t>
-      </w:r>
-    </w:p>
-    <w:p>
-      <w:pPr>
-        <w:pStyle w:val="ListNumber"/>
-        <w:spacing w:after="80" w:line="300" w:lineRule="auto"/>
-      </w:pPr>
-      <w:r>
-        <w:t>이 결과를 시간대별 유동량, 인기 부스, 히트맵, 무대 밀집도, 대시보드 요약으로 제공한다.</w:t>
+        <w:t xml:space="preserve">상세 처리 과정</w:t>
+      </w:r>
+    </w:p>
+    <w:p>
+      <w:r>
+        <w:t xml:space="preserve">단계 1 - 방문자 화면이 위치 전송에 동의하면 GpsController를 통해 위도와 경도가 서버에 저장된다.</w:t>
+      </w:r>
+    </w:p>
+    <w:p>
+      <w:r>
+        <w:t xml:space="preserve">단계 2 - GpsService는 GPS 로그를 저장한 뒤 혼잡도 스트림을 발행해 다른 화면이 갱신될 수 있게 한다.</w:t>
+      </w:r>
+    </w:p>
+    <w:p>
+      <w:r>
+        <w:t xml:space="preserve">단계 3 - AnalyticsService는 일정 시간 범위의 GPS 로그를 읽고, 각 로그가 어떤 부스나 무대 구역 반경 안에 들어가는지 계산한다.</w:t>
+      </w:r>
+    </w:p>
+    <w:p>
+      <w:r>
+        <w:t xml:space="preserve">단계 4 - 구역별 현재 인원, 이전 구간 대비 증가량, 시간대별 누적량을 만든다.</w:t>
+      </w:r>
+    </w:p>
+    <w:p>
+      <w:r>
+        <w:t xml:space="preserve">단계 5 - 인원 수와 수용 기준을 비교해 여유, 보통, 혼잡 같은 표시 등급으로 바꾼다.</w:t>
+      </w:r>
+    </w:p>
+    <w:p>
+      <w:r>
+        <w:t xml:space="preserve">단계 6 - 부스 데이터와 결합해 인기 부스, 혼잡 히트맵, 무대 밀집도, 추천 시간대 같은 분석 DTO를 만든다.</w:t>
+      </w:r>
+    </w:p>
+    <w:p>
+      <w:r>
+        <w:t xml:space="preserve">단계 7 - 프론트엔드는 이 DTO를 받아 혼잡도 카드, 그래프, 지도 마커 색상으로 표현한다.</w:t>
       </w:r>
     </w:p>
     <w:p>
@@ -537,23 +385,47 @@
         <w:pStyle w:val="Heading2"/>
       </w:pPr>
       <w:r>
-        <w:t>한 줄 요약</w:t>
+        <w:t xml:space="preserve">화면에 보이는 결과</w:t>
+      </w:r>
+    </w:p>
+    <w:p>
+      <w:r>
+        <w:t xml:space="preserve">분석 페이지에는 시간대별 방문량, 인기 부스, 히트맵, 무대 혼잡도, 현재 혼잡 요약이 표시된다.</w:t>
       </w:r>
     </w:p>
     <w:p>
       <w:pPr>
-        <w:pStyle w:val="Callout"/>
+        <w:pStyle w:val="Heading2"/>
       </w:pPr>
       <w:r>
-        <w:t>GPS 로그를 단순 저장하는 것이 아니라, 구역 단위로 집계해서 지금 어디가 얼마나 붐비는가를 수치로 바꾸는 기능이다.</w:t>
-      </w:r>
-    </w:p>
+        <w:t xml:space="preserve">발표에서 말하기 좋은 포인트</w:t>
+      </w:r>
+    </w:p>
+    <w:p>
+      <w:r>
+        <w:t xml:space="preserve">혼잡도는 단순히 관리자 입력값이 아니라 GPS 로그를 구역 기준으로 집계한 결과라고 설명하면 실제 운영 데이터 기반 기능임을 보여 줄 수 있다.</w:t>
+      </w:r>
+    </w:p>
+    <w:p>
+      <w:pPr>
+        <w:pStyle w:val="Heading2"/>
+      </w:pPr>
+      <w:r>
+        <w:t xml:space="preserve">한 줄 요약</w:t>
+      </w:r>
+    </w:p>
+    <w:p>
+      <w:r>
+        <w:t xml:space="preserve">GPS 좌표를 저장한 뒤 구역 반경 단위로 집계해 현재 혼잡도를 수치와 등급으로 바꾸는 기능이다.</w:t>
+      </w:r>
+    </w:p>
+    <w:p/>
     <w:p>
       <w:pPr>
         <w:pStyle w:val="Heading1"/>
       </w:pPr>
       <w:r>
-        <w:t>3. 부스 예약/대기 관리</w:t>
+        <w:t xml:space="preserve">3. 부스 예약/대기 관리</w:t>
       </w:r>
     </w:p>
     <w:p>
@@ -561,12 +433,12 @@
         <w:pStyle w:val="Heading2"/>
       </w:pPr>
       <w:r>
-        <w:t>기능 개요</w:t>
-      </w:r>
-    </w:p>
-    <w:p>
-      <w:r>
-        <w:t>방문자가 부스 테이블이나 좌석을 예약하고, 운영자는 예약 가능 상태를 관리하며, 현장 체크인까지 이어지는 기능이다.</w:t>
+        <w:t xml:space="preserve">기능 개요</w:t>
+      </w:r>
+    </w:p>
+    <w:p>
+      <w:r>
+        <w:t xml:space="preserve">방문자가 전화번호 인증 후 테이블을 예약하고, 운영자가 체크인과 테이블 비우기를 처리할 수 있게 하는 기능이다.</w:t>
       </w:r>
     </w:p>
     <w:p>
@@ -574,39 +446,32 @@
         <w:pStyle w:val="Heading2"/>
       </w:pPr>
       <w:r>
-        <w:t>관련 코드</w:t>
-      </w:r>
-    </w:p>
-    <w:p>
-      <w:pPr>
-        <w:pStyle w:val="CodeLabel"/>
-      </w:pPr>
-      <w:r>
-        <w:t>BoothController.java</w:t>
-      </w:r>
-    </w:p>
-    <w:p>
-      <w:pPr>
-        <w:pStyle w:val="CodeLabel"/>
-      </w:pPr>
-      <w:r>
-        <w:t>ReservationService.java</w:t>
-      </w:r>
-    </w:p>
-    <w:p>
-      <w:pPr>
-        <w:pStyle w:val="CodeLabel"/>
-      </w:pPr>
-      <w:r>
-        <w:t>ReservationAuthController.java</w:t>
-      </w:r>
-    </w:p>
-    <w:p>
-      <w:pPr>
-        <w:pStyle w:val="CodeLabel"/>
-      </w:pPr>
-      <w:r>
-        <w:t>ReservationAuthService.java</w:t>
+        <w:t xml:space="preserve">관련 코드</w:t>
+      </w:r>
+    </w:p>
+    <w:p>
+      <w:r>
+        <w:t xml:space="preserve">코드 위치: BoothController.java</w:t>
+      </w:r>
+    </w:p>
+    <w:p>
+      <w:r>
+        <w:t xml:space="preserve">코드 위치: ReservationService.java</w:t>
+      </w:r>
+    </w:p>
+    <w:p>
+      <w:r>
+        <w:t xml:space="preserve">코드 위치: ReservationAuthController.java</w:t>
+      </w:r>
+    </w:p>
+    <w:p>
+      <w:r>
+        <w:t xml:space="preserve">코드 위치: ReservationAuthService.java</w:t>
+      </w:r>
+    </w:p>
+    <w:p>
+      <w:r>
+        <w:t xml:space="preserve">코드 위치: OpsController.java</w:t>
       </w:r>
     </w:p>
     <w:p>
@@ -614,52 +479,42 @@
         <w:pStyle w:val="Heading2"/>
       </w:pPr>
       <w:r>
-        <w:t>입력</w:t>
-      </w:r>
-    </w:p>
-    <w:p>
-      <w:pPr>
-        <w:pStyle w:val="ListBullet"/>
-        <w:spacing w:after="80" w:line="300" w:lineRule="auto"/>
-      </w:pPr>
-      <w:r>
-        <w:t>전화번호 인증 요청</w:t>
-      </w:r>
-    </w:p>
-    <w:p>
-      <w:pPr>
-        <w:pStyle w:val="ListBullet"/>
-        <w:spacing w:after="80" w:line="300" w:lineRule="auto"/>
-      </w:pPr>
-      <w:r>
-        <w:t>인증 코드 확인 요청</w:t>
-      </w:r>
-    </w:p>
-    <w:p>
-      <w:pPr>
-        <w:pStyle w:val="ListBullet"/>
-        <w:spacing w:after="80" w:line="300" w:lineRule="auto"/>
-      </w:pPr>
-      <w:r>
-        <w:t>예약할 부스와 테이블 정보</w:t>
-      </w:r>
-    </w:p>
-    <w:p>
-      <w:pPr>
-        <w:pStyle w:val="ListBullet"/>
-        <w:spacing w:after="80" w:line="300" w:lineRule="auto"/>
-      </w:pPr>
-      <w:r>
-        <w:t>좌석 수</w:t>
-      </w:r>
-    </w:p>
-    <w:p>
-      <w:pPr>
-        <w:pStyle w:val="ListBullet"/>
-        <w:spacing w:after="80" w:line="300" w:lineRule="auto"/>
-      </w:pPr>
-      <w:r>
-        <w:t>체크인 요청</w:t>
+        <w:t xml:space="preserve">입력과 기준 데이터</w:t>
+      </w:r>
+    </w:p>
+    <w:p>
+      <w:r>
+        <w:t xml:space="preserve">입력 데이터: 전화번호</w:t>
+      </w:r>
+    </w:p>
+    <w:p>
+      <w:r>
+        <w:t xml:space="preserve">입력 데이터: 인증번호</w:t>
+      </w:r>
+    </w:p>
+    <w:p>
+      <w:r>
+        <w:t xml:space="preserve">입력 데이터: 부스 ID</w:t>
+      </w:r>
+    </w:p>
+    <w:p>
+      <w:r>
+        <w:t xml:space="preserve">입력 데이터: 테이블 ID</w:t>
+      </w:r>
+    </w:p>
+    <w:p>
+      <w:r>
+        <w:t xml:space="preserve">입력 데이터: 요청 좌석 수</w:t>
+      </w:r>
+    </w:p>
+    <w:p>
+      <w:r>
+        <w:t xml:space="preserve">입력 데이터: 체크인 QR 토큰</w:t>
+      </w:r>
+    </w:p>
+    <w:p>
+      <w:r>
+        <w:t xml:space="preserve">입력 데이터: 운영자 수동 체크인 요청</w:t>
       </w:r>
     </w:p>
     <w:p>
@@ -667,70 +522,57 @@
         <w:pStyle w:val="Heading2"/>
       </w:pPr>
       <w:r>
-        <w:t>동작 원리</w:t>
-      </w:r>
-    </w:p>
-    <w:p>
-      <w:pPr>
-        <w:pStyle w:val="ListNumber"/>
-        <w:spacing w:after="80" w:line="300" w:lineRule="auto"/>
-      </w:pPr>
-      <w:r>
-        <w:t>ReservationAuthService가 전화번호를 정규화하고 인증 코드를 생성해 SMS로 발송한다.</w:t>
-      </w:r>
-    </w:p>
-    <w:p>
-      <w:pPr>
-        <w:pStyle w:val="ListNumber"/>
-        <w:spacing w:after="80" w:line="300" w:lineRule="auto"/>
-      </w:pPr>
-      <w:r>
-        <w:t>사용자가 코드를 입력하면 코드 만료 여부, 오입력 횟수, 재사용 여부를 검사한 뒤 예약 전용 인증 토큰을 발급한다.</w:t>
-      </w:r>
-    </w:p>
-    <w:p>
-      <w:pPr>
-        <w:pStyle w:val="ListNumber"/>
-        <w:spacing w:after="80" w:line="300" w:lineRule="auto"/>
-      </w:pPr>
-      <w:r>
-        <w:t>ReservationService는 예약 생성 전 만료된 예약을 정리하고, 사용자 차단 상태와 기존 활성 예약 여부를 먼저 확인한다.</w:t>
-      </w:r>
-    </w:p>
-    <w:p>
-      <w:pPr>
-        <w:pStyle w:val="ListNumber"/>
-        <w:spacing w:after="80" w:line="300" w:lineRule="auto"/>
-      </w:pPr>
-      <w:r>
-        <w:t>선택한 테이블이 해당 부스 소속인지, 이미 예약되었는지, 남은 좌석이 충분한지를 검사한다.</w:t>
-      </w:r>
-    </w:p>
-    <w:p>
-      <w:pPr>
-        <w:pStyle w:val="ListNumber"/>
-        <w:spacing w:after="80" w:line="300" w:lineRule="auto"/>
-      </w:pPr>
-      <w:r>
-        <w:t>조건을 통과하면 좌석 수를 차감하고 예약을 생성한다.</w:t>
-      </w:r>
-    </w:p>
-    <w:p>
-      <w:pPr>
-        <w:pStyle w:val="ListNumber"/>
-        <w:spacing w:after="80" w:line="300" w:lineRule="auto"/>
-      </w:pPr>
-      <w:r>
-        <w:t>이후 체크인 토큰을 발급하거나 운영자가 현장 체크인을 처리하면서 예약 상태를 갱신한다.</w:t>
-      </w:r>
-    </w:p>
-    <w:p>
-      <w:pPr>
-        <w:pStyle w:val="ListNumber"/>
-        <w:spacing w:after="80" w:line="300" w:lineRule="auto"/>
-      </w:pPr>
-      <w:r>
-        <w:t>반복 노쇼 사용자는 패널티가 누적되어 일정 시간 예약이 막힌다.</w:t>
+        <w:t xml:space="preserve">상세 처리 과정</w:t>
+      </w:r>
+    </w:p>
+    <w:p>
+      <w:r>
+        <w:t xml:space="preserve">단계 1 - 방문자가 번호 받기를 누르면 ReservationAuthService가 전화번호를 정규화하고 인증 코드를 만든다.</w:t>
+      </w:r>
+    </w:p>
+    <w:p>
+      <w:r>
+        <w:t xml:space="preserve">단계 2 - 인증 코드는 만료 시간과 함께 저장되고 SMS 발송 서비스로 전달된다.</w:t>
+      </w:r>
+    </w:p>
+    <w:p>
+      <w:r>
+        <w:t xml:space="preserve">단계 3 - 방문자가 인증번호를 입력하면 서버가 만료 여부, 오입력 횟수, 이미 사용된 코드인지 검증한다.</w:t>
+      </w:r>
+    </w:p>
+    <w:p>
+      <w:r>
+        <w:t xml:space="preserve">단계 4 - 인증이 성공하면 예약 전용 토큰이 발급되고, 이후 예약 API는 이 토큰으로 사용자를 식별한다.</w:t>
+      </w:r>
+    </w:p>
+    <w:p>
+      <w:r>
+        <w:t xml:space="preserve">단계 5 - ReservationService는 예약 생성 전에 만료된 예약을 정리하고, 사용자의 기존 활성 예약과 노쇼 패널티를 확인한다.</w:t>
+      </w:r>
+    </w:p>
+    <w:p>
+      <w:r>
+        <w:t xml:space="preserve">단계 6 - 선택한 테이블이 해당 부스 소속인지, 현재 예약 가능한 상태인지, 요청 좌석 수보다 가용 좌석이 많은지 검사한다.</w:t>
+      </w:r>
+    </w:p>
+    <w:p>
+      <w:r>
+        <w:t xml:space="preserve">단계 7 - 조건을 통과하면 테이블 가용 좌석을 차감하고 예약을 생성하며 만료 시간을 설정한다.</w:t>
+      </w:r>
+    </w:p>
+    <w:p>
+      <w:r>
+        <w:t xml:space="preserve">단계 8 - 방문자는 체크인 QR을 생성하고, 운영자는 QR 토큰 또는 수동 버튼으로 예약 상태를 CHECKED_IN으로 바꾼다.</w:t>
+      </w:r>
+    </w:p>
+    <w:p>
+      <w:r>
+        <w:t xml:space="preserve">단계 9 - 이용이 끝나면 운영자가 테이블 비우기를 눌러 예약을 완료 처리하고 좌석을 다시 가용 상태로 되돌린다.</w:t>
+      </w:r>
+    </w:p>
+    <w:p>
+      <w:r>
+        <w:t xml:space="preserve">단계 10 - 노쇼나 만료가 반복되면 패널티가 누적되어 일정 시간 새 예약이 막힌다.</w:t>
       </w:r>
     </w:p>
     <w:p>
@@ -738,23 +580,47 @@
         <w:pStyle w:val="Heading2"/>
       </w:pPr>
       <w:r>
-        <w:t>한 줄 요약</w:t>
+        <w:t xml:space="preserve">화면에 보이는 결과</w:t>
+      </w:r>
+    </w:p>
+    <w:p>
+      <w:r>
+        <w:t xml:space="preserve">방문자는 남은 시간과 QR 체크인 버튼을 보고, 운영자는 활성 예약 목록과 테이블별 좌석 상태를 실시간으로 확인한다.</w:t>
       </w:r>
     </w:p>
     <w:p>
       <w:pPr>
-        <w:pStyle w:val="Callout"/>
+        <w:pStyle w:val="Heading2"/>
       </w:pPr>
       <w:r>
-        <w:t>단순 신청 폼이 아니라, 인증, 중복 방지, 좌석 차감, 체크인, 노쇼 패널티까지 포함한 실제 대기 분산 시스템이다.</w:t>
-      </w:r>
-    </w:p>
+        <w:t xml:space="preserve">발표에서 말하기 좋은 포인트</w:t>
+      </w:r>
+    </w:p>
+    <w:p>
+      <w:r>
+        <w:t xml:space="preserve">시연에서는 전화번호 인증, 테이블 선택, 예약 생성, QR 체크인, 운영자 테이블 비우기까지 한 흐름으로 보여 주면 기능 완성도가 잘 드러난다.</w:t>
+      </w:r>
+    </w:p>
+    <w:p>
+      <w:pPr>
+        <w:pStyle w:val="Heading2"/>
+      </w:pPr>
+      <w:r>
+        <w:t xml:space="preserve">한 줄 요약</w:t>
+      </w:r>
+    </w:p>
+    <w:p>
+      <w:r>
+        <w:t xml:space="preserve">인증, 중복 방지, 좌석 차감, QR 체크인, 노쇼 패널티를 묶은 실제 대기 분산 시스템이다.</w:t>
+      </w:r>
+    </w:p>
+    <w:p/>
     <w:p>
       <w:pPr>
         <w:pStyle w:val="Heading1"/>
       </w:pPr>
       <w:r>
-        <w:t>4. 운영자용 실시간 관제</w:t>
+        <w:t xml:space="preserve">4. 운영자용 실시간 관제</w:t>
       </w:r>
     </w:p>
     <w:p>
@@ -762,12 +628,12 @@
         <w:pStyle w:val="Heading2"/>
       </w:pPr>
       <w:r>
-        <w:t>기능 개요</w:t>
-      </w:r>
-    </w:p>
-    <w:p>
-      <w:r>
-        <w:t>운영자가 행사, 부스, 공지, 혼잡 상황을 한 화면에서 관리하고 즉시 반영하는 기능이다.</w:t>
+        <w:t xml:space="preserve">기능 개요</w:t>
+      </w:r>
+    </w:p>
+    <w:p>
+      <w:r>
+        <w:t xml:space="preserve">행사 운영자가 부스, 공지, 행사, 혼잡 상황을 한 화면에서 보고 즉시 제어할 수 있는 관리 기능이다.</w:t>
       </w:r>
     </w:p>
     <w:p>
@@ -775,47 +641,32 @@
         <w:pStyle w:val="Heading2"/>
       </w:pPr>
       <w:r>
-        <w:t>관련 코드</w:t>
-      </w:r>
-    </w:p>
-    <w:p>
-      <w:pPr>
-        <w:pStyle w:val="CodeLabel"/>
-      </w:pPr>
-      <w:r>
-        <w:t>OpsController.java</w:t>
-      </w:r>
-    </w:p>
-    <w:p>
-      <w:pPr>
-        <w:pStyle w:val="CodeLabel"/>
-      </w:pPr>
-      <w:r>
-        <w:t>AdminDashboardController.java</w:t>
-      </w:r>
-    </w:p>
-    <w:p>
-      <w:pPr>
-        <w:pStyle w:val="CodeLabel"/>
-      </w:pPr>
-      <w:r>
-        <w:t>AdminDashboardService.java</w:t>
-      </w:r>
-    </w:p>
-    <w:p>
-      <w:pPr>
-        <w:pStyle w:val="CodeLabel"/>
-      </w:pPr>
-      <w:r>
-        <w:t>AdminActionService.java</w:t>
-      </w:r>
-    </w:p>
-    <w:p>
-      <w:pPr>
-        <w:pStyle w:val="CodeLabel"/>
-      </w:pPr>
-      <w:r>
-        <w:t>AuditLogService.java</w:t>
+        <w:t xml:space="preserve">관련 코드</w:t>
+      </w:r>
+    </w:p>
+    <w:p>
+      <w:r>
+        <w:t xml:space="preserve">코드 위치: OpsController.java</w:t>
+      </w:r>
+    </w:p>
+    <w:p>
+      <w:r>
+        <w:t xml:space="preserve">코드 위치: AdminDashboardController.java</w:t>
+      </w:r>
+    </w:p>
+    <w:p>
+      <w:r>
+        <w:t xml:space="preserve">코드 위치: AdminDashboardService.java</w:t>
+      </w:r>
+    </w:p>
+    <w:p>
+      <w:r>
+        <w:t xml:space="preserve">코드 위치: AdminActionService.java</w:t>
+      </w:r>
+    </w:p>
+    <w:p>
+      <w:r>
+        <w:t xml:space="preserve">코드 위치: AuditLogService.java</w:t>
       </w:r>
     </w:p>
     <w:p>
@@ -823,52 +674,32 @@
         <w:pStyle w:val="Heading2"/>
       </w:pPr>
       <w:r>
-        <w:t>입력</w:t>
-      </w:r>
-    </w:p>
-    <w:p>
-      <w:pPr>
-        <w:pStyle w:val="ListBullet"/>
-        <w:spacing w:after="80" w:line="300" w:lineRule="auto"/>
-      </w:pPr>
-      <w:r>
-        <w:t>운영자 로그인 정보</w:t>
-      </w:r>
-    </w:p>
-    <w:p>
-      <w:pPr>
-        <w:pStyle w:val="ListBullet"/>
-        <w:spacing w:after="80" w:line="300" w:lineRule="auto"/>
-      </w:pPr>
-      <w:r>
-        <w:t>부스 상태 변경 요청</w:t>
-      </w:r>
-    </w:p>
-    <w:p>
-      <w:pPr>
-        <w:pStyle w:val="ListBullet"/>
-        <w:spacing w:after="80" w:line="300" w:lineRule="auto"/>
-      </w:pPr>
-      <w:r>
-        <w:t>공지 작성, 수정, 삭제 요청</w:t>
-      </w:r>
-    </w:p>
-    <w:p>
-      <w:pPr>
-        <w:pStyle w:val="ListBullet"/>
-        <w:spacing w:after="80" w:line="300" w:lineRule="auto"/>
-      </w:pPr>
-      <w:r>
-        <w:t>행사 등록, 수정, 삭제 요청</w:t>
-      </w:r>
-    </w:p>
-    <w:p>
-      <w:pPr>
-        <w:pStyle w:val="ListBullet"/>
-        <w:spacing w:after="80" w:line="300" w:lineRule="auto"/>
-      </w:pPr>
-      <w:r>
-        <w:t>운영 액션 버튼 요청</w:t>
+        <w:t xml:space="preserve">입력과 기준 데이터</w:t>
+      </w:r>
+    </w:p>
+    <w:p>
+      <w:r>
+        <w:t xml:space="preserve">입력 데이터: 운영자 로그인 정보</w:t>
+      </w:r>
+    </w:p>
+    <w:p>
+      <w:r>
+        <w:t xml:space="preserve">입력 데이터: 공지 작성 요청</w:t>
+      </w:r>
+    </w:p>
+    <w:p>
+      <w:r>
+        <w:t xml:space="preserve">입력 데이터: 부스 상태 변경 요청</w:t>
+      </w:r>
+    </w:p>
+    <w:p>
+      <w:r>
+        <w:t xml:space="preserve">입력 데이터: 행사 등록/수정 요청</w:t>
+      </w:r>
+    </w:p>
+    <w:p>
+      <w:r>
+        <w:t xml:space="preserve">입력 데이터: 운영 액션 버튼 요청</w:t>
       </w:r>
     </w:p>
     <w:p>
@@ -876,52 +707,37 @@
         <w:pStyle w:val="Heading2"/>
       </w:pPr>
       <w:r>
-        <w:t>동작 원리</w:t>
-      </w:r>
-    </w:p>
-    <w:p>
-      <w:pPr>
-        <w:pStyle w:val="ListNumber"/>
-        <w:spacing w:after="80" w:line="300" w:lineRule="auto"/>
-      </w:pPr>
-      <w:r>
-        <w:t>OpsController가 운영자 기능의 진입점 역할을 한다.</w:t>
-      </w:r>
-    </w:p>
-    <w:p>
-      <w:pPr>
-        <w:pStyle w:val="ListNumber"/>
-        <w:spacing w:after="80" w:line="300" w:lineRule="auto"/>
-      </w:pPr>
-      <w:r>
-        <w:t>AdminDashboardService는 오늘 방문자 수, 현재 가장 혼잡한 부스, 곧 시작하는 행사를 계산해 KPI를 만든다.</w:t>
-      </w:r>
-    </w:p>
-    <w:p>
-      <w:pPr>
-        <w:pStyle w:val="ListNumber"/>
-        <w:spacing w:after="80" w:line="300" w:lineRule="auto"/>
-      </w:pPr>
-      <w:r>
-        <w:t>운영자는 공지, 행사, 부스 정보를 수정할 수 있고, 각 변경은 실제 데이터에 저장된다.</w:t>
-      </w:r>
-    </w:p>
-    <w:p>
-      <w:pPr>
-        <w:pStyle w:val="ListNumber"/>
-        <w:spacing w:after="80" w:line="300" w:lineRule="auto"/>
-      </w:pPr>
-      <w:r>
-        <w:t>AdminActionService는 혼잡 완화 공지나 행사 시작 공지처럼 반복적인 운영 행동을 빠르게 자동화한다.</w:t>
-      </w:r>
-    </w:p>
-    <w:p>
-      <w:pPr>
-        <w:pStyle w:val="ListNumber"/>
-        <w:spacing w:after="80" w:line="300" w:lineRule="auto"/>
-      </w:pPr>
-      <w:r>
-        <w:t>모든 주요 작업은 AuditLogService를 통해 기록되어 나중에 누가 무엇을 했는지 추적할 수 있다.</w:t>
+        <w:t xml:space="preserve">상세 처리 과정</w:t>
+      </w:r>
+    </w:p>
+    <w:p>
+      <w:r>
+        <w:t xml:space="preserve">단계 1 - 운영자가 운영 키나 관리자 계정으로 접속하면 OpsController가 운영자용 bootstrap 데이터를 내려준다.</w:t>
+      </w:r>
+    </w:p>
+    <w:p>
+      <w:r>
+        <w:t xml:space="preserve">단계 2 - AdminDashboardService는 현재 방문자 수, 가장 혼잡한 부스, 곧 시작할 행사, 주요 KPI를 계산한다.</w:t>
+      </w:r>
+    </w:p>
+    <w:p>
+      <w:r>
+        <w:t xml:space="preserve">단계 3 - 운영자가 공지, 행사, 부스 정보를 수정하면 각 서비스가 실제 DB 데이터를 갱신한다.</w:t>
+      </w:r>
+    </w:p>
+    <w:p>
+      <w:r>
+        <w:t xml:space="preserve">단계 4 - AdminActionService는 혼잡 완화 공지나 행사 시작 안내처럼 자주 쓰는 운영 조치를 빠르게 실행하는 역할을 한다.</w:t>
+      </w:r>
+    </w:p>
+    <w:p>
+      <w:r>
+        <w:t xml:space="preserve">단계 5 - 데이터가 바뀌면 StreamService가 관련 SSE 채널로 변경 이벤트를 발행한다.</w:t>
+      </w:r>
+    </w:p>
+    <w:p>
+      <w:r>
+        <w:t xml:space="preserve">단계 6 - AuditLogService는 누가 언제 어떤 운영 작업을 했는지 기록해 나중에 추적할 수 있게 한다.</w:t>
       </w:r>
     </w:p>
     <w:p>
@@ -929,23 +745,47 @@
         <w:pStyle w:val="Heading2"/>
       </w:pPr>
       <w:r>
-        <w:t>한 줄 요약</w:t>
+        <w:t xml:space="preserve">화면에 보이는 결과</w:t>
+      </w:r>
+    </w:p>
+    <w:p>
+      <w:r>
+        <w:t xml:space="preserve">운영자는 실시간 KPI, 혼잡 부스, 공지, 행사, 운영 액션 결과를 한 화면에서 확인하고 조정할 수 있다.</w:t>
       </w:r>
     </w:p>
     <w:p>
       <w:pPr>
-        <w:pStyle w:val="Callout"/>
+        <w:pStyle w:val="Heading2"/>
       </w:pPr>
       <w:r>
-        <w:t>운영자 관제는 데이터를 보기만 하는 화면이 아니라, 현장 운영을 제어하고 기록까지 남기는 관리 시스템이다.</w:t>
-      </w:r>
-    </w:p>
+        <w:t xml:space="preserve">발표에서 말하기 좋은 포인트</w:t>
+      </w:r>
+    </w:p>
+    <w:p>
+      <w:r>
+        <w:t xml:space="preserve">관제 화면에서 값을 바꾸면 방문자 화면도 즉시 바뀐다는 점을 보여 주면 운영 시스템의 핵심이 잘 전달된다.</w:t>
+      </w:r>
+    </w:p>
+    <w:p>
+      <w:pPr>
+        <w:pStyle w:val="Heading2"/>
+      </w:pPr>
+      <w:r>
+        <w:t xml:space="preserve">한 줄 요약</w:t>
+      </w:r>
+    </w:p>
+    <w:p>
+      <w:r>
+        <w:t xml:space="preserve">단순 조회 화면이 아니라 현장 데이터를 제어하고 변경 기록까지 남기는 운영 관제 시스템이다.</w:t>
+      </w:r>
+    </w:p>
+    <w:p/>
     <w:p>
       <w:pPr>
         <w:pStyle w:val="Heading1"/>
       </w:pPr>
       <w:r>
-        <w:t>5. 실시간 스트리밍 동기화</w:t>
+        <w:t xml:space="preserve">5. 실시간 스트리밍 동기화</w:t>
       </w:r>
     </w:p>
     <w:p>
@@ -953,12 +793,12 @@
         <w:pStyle w:val="Heading2"/>
       </w:pPr>
       <w:r>
-        <w:t>기능 개요</w:t>
-      </w:r>
-    </w:p>
-    <w:p>
-      <w:r>
-        <w:t>부스 상태, 공지, 행사, 혼잡도, 예약 상태가 새로고침 없이 바로 화면에 반영되도록 하는 기능이다.</w:t>
+        <w:t xml:space="preserve">기능 개요</w:t>
+      </w:r>
+    </w:p>
+    <w:p>
+      <w:r>
+        <w:t xml:space="preserve">부스 상태, 공지, 행사, 혼잡도, 예약 상태가 새로고침 없이 화면에 반영되도록 하는 SSE 기반 기능이다.</w:t>
       </w:r>
     </w:p>
     <w:p>
@@ -966,23 +806,27 @@
         <w:pStyle w:val="Heading2"/>
       </w:pPr>
       <w:r>
-        <w:t>관련 코드</w:t>
-      </w:r>
-    </w:p>
-    <w:p>
-      <w:pPr>
-        <w:pStyle w:val="CodeLabel"/>
-      </w:pPr>
-      <w:r>
-        <w:t>StreamController.java</w:t>
-      </w:r>
-    </w:p>
-    <w:p>
-      <w:pPr>
-        <w:pStyle w:val="CodeLabel"/>
-      </w:pPr>
-      <w:r>
-        <w:t>StreamService.java</w:t>
+        <w:t xml:space="preserve">관련 코드</w:t>
+      </w:r>
+    </w:p>
+    <w:p>
+      <w:r>
+        <w:t xml:space="preserve">코드 위치: StreamController.java</w:t>
+      </w:r>
+    </w:p>
+    <w:p>
+      <w:r>
+        <w:t xml:space="preserve">코드 위치: StreamService.java</w:t>
+      </w:r>
+    </w:p>
+    <w:p>
+      <w:r>
+        <w:t xml:space="preserve">코드 위치: frontend/src/api.js</w:t>
+      </w:r>
+    </w:p>
+    <w:p>
+      <w:r>
+        <w:t xml:space="preserve">코드 위치: createBoothStream, createReservationStream 등</w:t>
       </w:r>
     </w:p>
     <w:p>
@@ -990,25 +834,22 @@
         <w:pStyle w:val="Heading2"/>
       </w:pPr>
       <w:r>
-        <w:t>입력</w:t>
-      </w:r>
-    </w:p>
-    <w:p>
-      <w:pPr>
-        <w:pStyle w:val="ListBullet"/>
-        <w:spacing w:after="80" w:line="300" w:lineRule="auto"/>
-      </w:pPr>
-      <w:r>
-        <w:t>프론트엔드의 SSE 구독 요청</w:t>
-      </w:r>
-    </w:p>
-    <w:p>
-      <w:pPr>
-        <w:pStyle w:val="ListBullet"/>
-        <w:spacing w:after="80" w:line="300" w:lineRule="auto"/>
-      </w:pPr>
-      <w:r>
-        <w:t>서버 내부에서 발생한 상태 변경 이벤트</w:t>
+        <w:t xml:space="preserve">입력과 기준 데이터</w:t>
+      </w:r>
+    </w:p>
+    <w:p>
+      <w:r>
+        <w:t xml:space="preserve">입력 데이터: 프론트엔드의 EventSource 구독</w:t>
+      </w:r>
+    </w:p>
+    <w:p>
+      <w:r>
+        <w:t xml:space="preserve">입력 데이터: 서버 내부 상태 변경 이벤트</w:t>
+      </w:r>
+    </w:p>
+    <w:p>
+      <w:r>
+        <w:t xml:space="preserve">입력 데이터: 연결 종료 또는 타임아웃 이벤트</w:t>
       </w:r>
     </w:p>
     <w:p>
@@ -1016,52 +857,42 @@
         <w:pStyle w:val="Heading2"/>
       </w:pPr>
       <w:r>
-        <w:t>동작 원리</w:t>
-      </w:r>
-    </w:p>
-    <w:p>
-      <w:pPr>
-        <w:pStyle w:val="ListNumber"/>
-        <w:spacing w:after="80" w:line="300" w:lineRule="auto"/>
-      </w:pPr>
-      <w:r>
-        <w:t>프론트엔드가 EventSource로 혼잡도, 행사, 공지, 부스, 예약 등의 SSE 엔드포인트를 구독한다.</w:t>
-      </w:r>
-    </w:p>
-    <w:p>
-      <w:pPr>
-        <w:pStyle w:val="ListNumber"/>
-        <w:spacing w:after="80" w:line="300" w:lineRule="auto"/>
-      </w:pPr>
-      <w:r>
-        <w:t>StreamService는 채널별 SseEmitter 목록을 메모리에 유지한다.</w:t>
-      </w:r>
-    </w:p>
-    <w:p>
-      <w:pPr>
-        <w:pStyle w:val="ListNumber"/>
-        <w:spacing w:after="80" w:line="300" w:lineRule="auto"/>
-      </w:pPr>
-      <w:r>
-        <w:t>운영자나 시스템이 데이터를 바꾸면 해당 서비스가 publishBooths, publishEvents, publishNotices, publishReservations 같은 메서드를 호출한다.</w:t>
-      </w:r>
-    </w:p>
-    <w:p>
-      <w:pPr>
-        <w:pStyle w:val="ListNumber"/>
-        <w:spacing w:after="80" w:line="300" w:lineRule="auto"/>
-      </w:pPr>
-      <w:r>
-        <w:t>StreamService가 연결된 클라이언트들에게 즉시 이벤트를 푸시한다.</w:t>
-      </w:r>
-    </w:p>
-    <w:p>
-      <w:pPr>
-        <w:pStyle w:val="ListNumber"/>
-        <w:spacing w:after="80" w:line="300" w:lineRule="auto"/>
-      </w:pPr>
-      <w:r>
-        <w:t>완료, 타임아웃, 에러가 난 연결은 목록에서 제거한다.</w:t>
+        <w:t xml:space="preserve">상세 처리 과정</w:t>
+      </w:r>
+    </w:p>
+    <w:p>
+      <w:r>
+        <w:t xml:space="preserve">단계 1 - 프론트엔드는 화면이 열릴 때 EventSource로 필요한 SSE 엔드포인트를 구독한다.</w:t>
+      </w:r>
+    </w:p>
+    <w:p>
+      <w:r>
+        <w:t xml:space="preserve">단계 2 - StreamController는 구독 요청을 받고 StreamService에 채널별 emitter 생성을 위임한다.</w:t>
+      </w:r>
+    </w:p>
+    <w:p>
+      <w:r>
+        <w:t xml:space="preserve">단계 3 - StreamService는 부스, 행사, 공지, 혼잡도, 예약 같은 채널별 연결 목록을 메모리에 관리한다.</w:t>
+      </w:r>
+    </w:p>
+    <w:p>
+      <w:r>
+        <w:t xml:space="preserve">단계 4 - 서비스 계층에서 데이터가 바뀌면 publishBooths, publishEvents, publishReservations 같은 메서드가 호출된다.</w:t>
+      </w:r>
+    </w:p>
+    <w:p>
+      <w:r>
+        <w:t xml:space="preserve">단계 5 - StreamService는 해당 채널의 모든 클라이언트에게 이벤트 이름과 JSON payload를 전송한다.</w:t>
+      </w:r>
+    </w:p>
+    <w:p>
+      <w:r>
+        <w:t xml:space="preserve">단계 6 - 프론트엔드는 이벤트를 받으면 다시 API를 호출하거나 payload를 반영해 화면 상태를 갱신한다.</w:t>
+      </w:r>
+    </w:p>
+    <w:p>
+      <w:r>
+        <w:t xml:space="preserve">단계 7 - 연결이 끊기거나 타임아웃이 발생하면 emitter를 목록에서 제거해 메모리 누수를 줄인다.</w:t>
       </w:r>
     </w:p>
     <w:p>
@@ -1069,23 +900,47 @@
         <w:pStyle w:val="Heading2"/>
       </w:pPr>
       <w:r>
-        <w:t>한 줄 요약</w:t>
+        <w:t xml:space="preserve">화면에 보이는 결과</w:t>
+      </w:r>
+    </w:p>
+    <w:p>
+      <w:r>
+        <w:t xml:space="preserve">방문자 지도, 부스 상세, 운영자 대시보드, 분석 화면이 새로고침 없이 최신 상태로 바뀐다.</w:t>
       </w:r>
     </w:p>
     <w:p>
       <w:pPr>
-        <w:pStyle w:val="Callout"/>
+        <w:pStyle w:val="Heading2"/>
       </w:pPr>
       <w:r>
-        <w:t>실시간 반영의 핵심은 폴링이 아니라 SSE 기반 푸시 구조다.</w:t>
-      </w:r>
-    </w:p>
+        <w:t xml:space="preserve">발표에서 말하기 좋은 포인트</w:t>
+      </w:r>
+    </w:p>
+    <w:p>
+      <w:r>
+        <w:t xml:space="preserve">운영자 페이지에서 대기시간이나 예약 상태를 바꾼 뒤 방문자 화면이 바로 바뀌는 장면을 보여 주면 좋다.</w:t>
+      </w:r>
+    </w:p>
+    <w:p>
+      <w:pPr>
+        <w:pStyle w:val="Heading2"/>
+      </w:pPr>
+      <w:r>
+        <w:t xml:space="preserve">한 줄 요약</w:t>
+      </w:r>
+    </w:p>
+    <w:p>
+      <w:r>
+        <w:t xml:space="preserve">주기적으로 계속 물어보는 polling이 아니라, 서버가 변경 이벤트를 밀어 주는 SSE 푸시 구조다.</w:t>
+      </w:r>
+    </w:p>
+    <w:p/>
     <w:p>
       <w:pPr>
         <w:pStyle w:val="Heading1"/>
       </w:pPr>
       <w:r>
-        <w:t>6. AI 챗 페이지</w:t>
+        <w:t xml:space="preserve">6. AI 챗 페이지</w:t>
       </w:r>
     </w:p>
     <w:p>
@@ -1093,12 +948,12 @@
         <w:pStyle w:val="Heading2"/>
       </w:pPr>
       <w:r>
-        <w:t>기능 개요</w:t>
-      </w:r>
-    </w:p>
-    <w:p>
-      <w:r>
-        <w:t>사용자가 자연어로 질문하면, 축제 관련 근거를 찾아 답변하는 챗형 안내 기능이다.</w:t>
+        <w:t xml:space="preserve">기능 개요</w:t>
+      </w:r>
+    </w:p>
+    <w:p>
+      <w:r>
+        <w:t xml:space="preserve">사용자가 자연어로 질문하면 축제 데이터에서 관련 근거를 찾고, 그 근거를 바탕으로 답변하는 안내 챗봇 기능이다.</w:t>
       </w:r>
     </w:p>
     <w:p>
@@ -1106,31 +961,27 @@
         <w:pStyle w:val="Heading2"/>
       </w:pPr>
       <w:r>
-        <w:t>관련 코드</w:t>
-      </w:r>
-    </w:p>
-    <w:p>
-      <w:pPr>
-        <w:pStyle w:val="CodeLabel"/>
-      </w:pPr>
-      <w:r>
-        <w:t>ChatController.java</w:t>
-      </w:r>
-    </w:p>
-    <w:p>
-      <w:pPr>
-        <w:pStyle w:val="CodeLabel"/>
-      </w:pPr>
-      <w:r>
-        <w:t>ChatService.java</w:t>
-      </w:r>
-    </w:p>
-    <w:p>
-      <w:pPr>
-        <w:pStyle w:val="CodeLabel"/>
-      </w:pPr>
-      <w:r>
-        <w:t>AiCongestionService.java</w:t>
+        <w:t xml:space="preserve">관련 코드</w:t>
+      </w:r>
+    </w:p>
+    <w:p>
+      <w:r>
+        <w:t xml:space="preserve">코드 위치: ChatController.java</w:t>
+      </w:r>
+    </w:p>
+    <w:p>
+      <w:r>
+        <w:t xml:space="preserve">코드 위치: ChatService.java</w:t>
+      </w:r>
+    </w:p>
+    <w:p>
+      <w:r>
+        <w:t xml:space="preserve">코드 위치: AiCongestionService.java</w:t>
+      </w:r>
+    </w:p>
+    <w:p>
+      <w:r>
+        <w:t xml:space="preserve">코드 위치: OpenAI Responses API 연동 코드</w:t>
       </w:r>
     </w:p>
     <w:p>
@@ -1138,70 +989,42 @@
         <w:pStyle w:val="Heading2"/>
       </w:pPr>
       <w:r>
-        <w:t>입력</w:t>
-      </w:r>
-    </w:p>
-    <w:p>
-      <w:pPr>
-        <w:pStyle w:val="ListBullet"/>
-        <w:spacing w:after="80" w:line="300" w:lineRule="auto"/>
-      </w:pPr>
-      <w:r>
-        <w:t>사용자 질문</w:t>
-      </w:r>
-    </w:p>
-    <w:p>
-      <w:pPr>
-        <w:pStyle w:val="ListBullet"/>
-        <w:spacing w:after="80" w:line="300" w:lineRule="auto"/>
-      </w:pPr>
-      <w:r>
-        <w:t>부스 정보</w:t>
-      </w:r>
-    </w:p>
-    <w:p>
-      <w:pPr>
-        <w:pStyle w:val="ListBullet"/>
-        <w:spacing w:after="80" w:line="300" w:lineRule="auto"/>
-      </w:pPr>
-      <w:r>
-        <w:t>행사 정보</w:t>
-      </w:r>
-    </w:p>
-    <w:p>
-      <w:pPr>
-        <w:pStyle w:val="ListBullet"/>
-        <w:spacing w:after="80" w:line="300" w:lineRule="auto"/>
-      </w:pPr>
-      <w:r>
-        <w:t>분실물 정보</w:t>
-      </w:r>
-    </w:p>
-    <w:p>
-      <w:pPr>
-        <w:pStyle w:val="ListBullet"/>
-        <w:spacing w:after="80" w:line="300" w:lineRule="auto"/>
-      </w:pPr>
-      <w:r>
-        <w:t>공지 정보</w:t>
-      </w:r>
-    </w:p>
-    <w:p>
-      <w:pPr>
-        <w:pStyle w:val="ListBullet"/>
-        <w:spacing w:after="80" w:line="300" w:lineRule="auto"/>
-      </w:pPr>
-      <w:r>
-        <w:t>혼잡도 정보</w:t>
-      </w:r>
-    </w:p>
-    <w:p>
-      <w:pPr>
-        <w:pStyle w:val="ListBullet"/>
-        <w:spacing w:after="80" w:line="300" w:lineRule="auto"/>
-      </w:pPr>
-      <w:r>
-        <w:t>정적 FAQ 지식</w:t>
+        <w:t xml:space="preserve">입력과 기준 데이터</w:t>
+      </w:r>
+    </w:p>
+    <w:p>
+      <w:r>
+        <w:t xml:space="preserve">입력 데이터: 사용자 질문</w:t>
+      </w:r>
+    </w:p>
+    <w:p>
+      <w:r>
+        <w:t xml:space="preserve">입력 데이터: 부스 목록</w:t>
+      </w:r>
+    </w:p>
+    <w:p>
+      <w:r>
+        <w:t xml:space="preserve">입력 데이터: 행사 일정</w:t>
+      </w:r>
+    </w:p>
+    <w:p>
+      <w:r>
+        <w:t xml:space="preserve">입력 데이터: 분실물 목록</w:t>
+      </w:r>
+    </w:p>
+    <w:p>
+      <w:r>
+        <w:t xml:space="preserve">입력 데이터: 공지</w:t>
+      </w:r>
+    </w:p>
+    <w:p>
+      <w:r>
+        <w:t xml:space="preserve">입력 데이터: 혼잡도</w:t>
+      </w:r>
+    </w:p>
+    <w:p>
+      <w:r>
+        <w:t xml:space="preserve">입력 데이터: 정적 FAQ 지식</w:t>
       </w:r>
     </w:p>
     <w:p>
@@ -1209,61 +1032,47 @@
         <w:pStyle w:val="Heading2"/>
       </w:pPr>
       <w:r>
-        <w:t>동작 원리</w:t>
-      </w:r>
-    </w:p>
-    <w:p>
-      <w:pPr>
-        <w:pStyle w:val="ListNumber"/>
-        <w:spacing w:after="80" w:line="300" w:lineRule="auto"/>
-      </w:pPr>
-      <w:r>
-        <w:t>ChatService가 질문을 정규화하고 핵심 단어를 뽑는다.</w:t>
-      </w:r>
-    </w:p>
-    <w:p>
-      <w:pPr>
-        <w:pStyle w:val="ListNumber"/>
-        <w:spacing w:after="80" w:line="300" w:lineRule="auto"/>
-      </w:pPr>
-      <w:r>
-        <w:t>질문 성격을 보고 부스, 행사, 분실물, 혼잡도, FAQ 중 어떤 데이터가 필요한지 판별한다.</w:t>
-      </w:r>
-    </w:p>
-    <w:p>
-      <w:pPr>
-        <w:pStyle w:val="ListNumber"/>
-        <w:spacing w:after="80" w:line="300" w:lineRule="auto"/>
-      </w:pPr>
-      <w:r>
-        <w:t>각 후보 데이터에 대해 점수를 계산해서 관련성이 높은 근거만 evidence로 추린다.</w:t>
-      </w:r>
-    </w:p>
-    <w:p>
-      <w:pPr>
-        <w:pStyle w:val="ListNumber"/>
-        <w:spacing w:after="80" w:line="300" w:lineRule="auto"/>
-      </w:pPr>
-      <w:r>
-        <w:t>API 키가 있으면 AI에게 질문과 근거를 함께 전달해 답변을 생성한다.</w:t>
-      </w:r>
-    </w:p>
-    <w:p>
-      <w:pPr>
-        <w:pStyle w:val="ListNumber"/>
-        <w:spacing w:after="80" w:line="300" w:lineRule="auto"/>
-      </w:pPr>
-      <w:r>
-        <w:t>AI 응답이 비어 있거나 실패하면, 추린 근거를 바탕으로 규칙 기반 fallback 안내문을 만든다.</w:t>
-      </w:r>
-    </w:p>
-    <w:p>
-      <w:pPr>
-        <w:pStyle w:val="ListNumber"/>
-        <w:spacing w:after="80" w:line="300" w:lineRule="auto"/>
-      </w:pPr>
-      <w:r>
-        <w:t>최종 응답에는 답변 문장뿐 아니라 근거 수준과 경고 메시지도 함께 포함될 수 있다.</w:t>
+        <w:t xml:space="preserve">상세 처리 과정</w:t>
+      </w:r>
+    </w:p>
+    <w:p>
+      <w:r>
+        <w:t xml:space="preserve">단계 1 - ChatController가 사용자의 질문을 받고 ChatService로 전달한다.</w:t>
+      </w:r>
+    </w:p>
+    <w:p>
+      <w:r>
+        <w:t xml:space="preserve">단계 2 - ChatService는 질문을 정규화하고 핵심 키워드와 의도를 추정한다.</w:t>
+      </w:r>
+    </w:p>
+    <w:p>
+      <w:r>
+        <w:t xml:space="preserve">단계 3 - 질문이 화장실, 푸드트럭, 공연 시간, 분실물, 혼잡도 중 무엇에 가까운지 분류한다.</w:t>
+      </w:r>
+    </w:p>
+    <w:p>
+      <w:r>
+        <w:t xml:space="preserve">단계 4 - 관련 데이터 후보를 모아 이름, 카테고리, 설명, 위치, 상태값을 기준으로 점수를 매긴다.</w:t>
+      </w:r>
+    </w:p>
+    <w:p>
+      <w:r>
+        <w:t xml:space="preserve">단계 5 - 점수가 높은 근거만 evidence로 추려 AI 입력에 포함한다.</w:t>
+      </w:r>
+    </w:p>
+    <w:p>
+      <w:r>
+        <w:t xml:space="preserve">단계 6 - API 키와 모델 설정이 유효하면 AI에게 질문과 evidence를 함께 전달해 답변을 생성한다.</w:t>
+      </w:r>
+    </w:p>
+    <w:p>
+      <w:r>
+        <w:t xml:space="preserve">단계 7 - AI 답변이 비어 있거나 파싱에 실패하면 서버가 evidence를 사용해 규칙 기반 fallback 답변을 만든다.</w:t>
+      </w:r>
+    </w:p>
+    <w:p>
+      <w:r>
+        <w:t xml:space="preserve">단계 8 - 응답에는 답변 문장, 근거 신뢰도, 경고 또는 fallback 여부가 함께 담길 수 있다.</w:t>
       </w:r>
     </w:p>
     <w:p>
@@ -1271,23 +1080,47 @@
         <w:pStyle w:val="Heading2"/>
       </w:pPr>
       <w:r>
-        <w:t>한 줄 요약</w:t>
+        <w:t xml:space="preserve">화면에 보이는 결과</w:t>
+      </w:r>
+    </w:p>
+    <w:p>
+      <w:r>
+        <w:t xml:space="preserve">사용자는 자연어 답변을 받고, 화면에는 근거 높음/낮음 같은 안내와 fallback 메시지가 함께 표시될 수 있다.</w:t>
       </w:r>
     </w:p>
     <w:p>
       <w:pPr>
-        <w:pStyle w:val="Callout"/>
+        <w:pStyle w:val="Heading2"/>
       </w:pPr>
       <w:r>
-        <w:t>아무 말이나 생성하는 구조가 아니라, 먼저 관련 근거를 검색하고 그 근거를 바탕으로 답하는 검색 결합형 챗봇이다.</w:t>
-      </w:r>
-    </w:p>
+        <w:t xml:space="preserve">발표에서 말하기 좋은 포인트</w:t>
+      </w:r>
+    </w:p>
+    <w:p>
+      <w:r>
+        <w:t xml:space="preserve">챗봇은 모든 지식을 외우는 것이 아니라 현재 앱 데이터를 검색한 뒤 답한다는 점을 강조하면 hallucination 방지 구조를 설명하기 쉽다.</w:t>
+      </w:r>
+    </w:p>
+    <w:p>
+      <w:pPr>
+        <w:pStyle w:val="Heading2"/>
+      </w:pPr>
+      <w:r>
+        <w:t xml:space="preserve">한 줄 요약</w:t>
+      </w:r>
+    </w:p>
+    <w:p>
+      <w:r>
+        <w:t xml:space="preserve">검색된 근거를 먼저 만들고 그 근거를 AI 답변에 붙이는 검색 결합형 챗봇이다.</w:t>
+      </w:r>
+    </w:p>
+    <w:p/>
     <w:p>
       <w:pPr>
         <w:pStyle w:val="Heading1"/>
       </w:pPr>
       <w:r>
-        <w:t>7. 시뮬레이션 기능</w:t>
+        <w:t xml:space="preserve">7. 시뮬레이션 기능</w:t>
       </w:r>
     </w:p>
     <w:p>
@@ -1295,12 +1128,12 @@
         <w:pStyle w:val="Heading2"/>
       </w:pPr>
       <w:r>
-        <w:t>기능 개요</w:t>
-      </w:r>
-    </w:p>
-    <w:p>
-      <w:r>
-        <w:t>실제 현장 데이터가 부족해도 데모나 테스트를 위해 혼잡 상황과 부스 상태 변화를 인위적으로 재현하는 기능이다.</w:t>
+        <w:t xml:space="preserve">기능 개요</w:t>
+      </w:r>
+    </w:p>
+    <w:p>
+      <w:r>
+        <w:t xml:space="preserve">실제 사람이 많지 않은 데모 상황에서도 혼잡도, 대기시간, 재고 변화를 재현해 전체 시스템이 움직이는 모습을 보여 주는 기능이다.</w:t>
       </w:r>
     </w:p>
     <w:p>
@@ -1308,31 +1141,27 @@
         <w:pStyle w:val="Heading2"/>
       </w:pPr>
       <w:r>
-        <w:t>관련 코드</w:t>
-      </w:r>
-    </w:p>
-    <w:p>
-      <w:pPr>
-        <w:pStyle w:val="CodeLabel"/>
-      </w:pPr>
-      <w:r>
-        <w:t>SimulationService.java</w:t>
-      </w:r>
-    </w:p>
-    <w:p>
-      <w:pPr>
-        <w:pStyle w:val="CodeLabel"/>
-      </w:pPr>
-      <w:r>
-        <w:t>SimulationStateService.java</w:t>
-      </w:r>
-    </w:p>
-    <w:p>
-      <w:pPr>
-        <w:pStyle w:val="CodeLabel"/>
-      </w:pPr>
-      <w:r>
-        <w:t>OpsController.java</w:t>
+        <w:t xml:space="preserve">관련 코드</w:t>
+      </w:r>
+    </w:p>
+    <w:p>
+      <w:r>
+        <w:t xml:space="preserve">코드 위치: SimulationService.java</w:t>
+      </w:r>
+    </w:p>
+    <w:p>
+      <w:r>
+        <w:t xml:space="preserve">코드 위치: SimulationStateService.java</w:t>
+      </w:r>
+    </w:p>
+    <w:p>
+      <w:r>
+        <w:t xml:space="preserve">코드 위치: OpsController.java</w:t>
+      </w:r>
+    </w:p>
+    <w:p>
+      <w:r>
+        <w:t xml:space="preserve">코드 위치: BoothService.java</w:t>
       </w:r>
     </w:p>
     <w:p>
@@ -1340,34 +1169,27 @@
         <w:pStyle w:val="Heading2"/>
       </w:pPr>
       <w:r>
-        <w:t>입력</w:t>
-      </w:r>
-    </w:p>
-    <w:p>
-      <w:pPr>
-        <w:pStyle w:val="ListBullet"/>
-        <w:spacing w:after="80" w:line="300" w:lineRule="auto"/>
-      </w:pPr>
-      <w:r>
-        <w:t>시뮬레이션 시작, 중지, 초기화 요청</w:t>
-      </w:r>
-    </w:p>
-    <w:p>
-      <w:pPr>
-        <w:pStyle w:val="ListBullet"/>
-        <w:spacing w:after="80" w:line="300" w:lineRule="auto"/>
-      </w:pPr>
-      <w:r>
-        <w:t>시나리오 선택 요청</w:t>
-      </w:r>
-    </w:p>
-    <w:p>
-      <w:pPr>
-        <w:pStyle w:val="ListBullet"/>
-        <w:spacing w:after="80" w:line="300" w:lineRule="auto"/>
-      </w:pPr>
-      <w:r>
-        <w:t>수동 패치 요청</w:t>
+        <w:t xml:space="preserve">입력과 기준 데이터</w:t>
+      </w:r>
+    </w:p>
+    <w:p>
+      <w:r>
+        <w:t xml:space="preserve">입력 데이터: 시뮬레이션 시작/중지/초기화 요청</w:t>
+      </w:r>
+    </w:p>
+    <w:p>
+      <w:r>
+        <w:t xml:space="preserve">입력 데이터: 시나리오 선택</w:t>
+      </w:r>
+    </w:p>
+    <w:p>
+      <w:r>
+        <w:t xml:space="preserve">입력 데이터: 수동 상태 패치</w:t>
+      </w:r>
+    </w:p>
+    <w:p>
+      <w:r>
+        <w:t xml:space="preserve">입력 데이터: tick 간격</w:t>
       </w:r>
     </w:p>
     <w:p>
@@ -1375,61 +1197,37 @@
         <w:pStyle w:val="Heading2"/>
       </w:pPr>
       <w:r>
-        <w:t>동작 원리</w:t>
-      </w:r>
-    </w:p>
-    <w:p>
-      <w:pPr>
-        <w:pStyle w:val="ListNumber"/>
-        <w:spacing w:after="80" w:line="300" w:lineRule="auto"/>
-      </w:pPr>
-      <w:r>
-        <w:t>운영자가 시뮬레이션을 시작하면 현재 부스 상태를 원본 상태로 보관한다.</w:t>
-      </w:r>
-    </w:p>
-    <w:p>
-      <w:pPr>
-        <w:pStyle w:val="ListNumber"/>
-        <w:spacing w:after="80" w:line="300" w:lineRule="auto"/>
-      </w:pPr>
-      <w:r>
-        <w:t>SimulationStateService가 시나리오와 tick 간격에 따라 다음 상태 변화를 계산한다.</w:t>
-      </w:r>
-    </w:p>
-    <w:p>
-      <w:pPr>
-        <w:pStyle w:val="ListNumber"/>
-        <w:spacing w:after="80" w:line="300" w:lineRule="auto"/>
-      </w:pPr>
-      <w:r>
-        <w:t>SimulationService는 스케줄러로 주기적으로 tick()을 실행하면서 대기시간, 재고, 상태 메시지 등을 갱신한다.</w:t>
-      </w:r>
-    </w:p>
-    <w:p>
-      <w:pPr>
-        <w:pStyle w:val="ListNumber"/>
-        <w:spacing w:after="80" w:line="300" w:lineRule="auto"/>
-      </w:pPr>
-      <w:r>
-        <w:t>갱신된 값은 실제 부스 라이브 상태 갱신 로직을 통해 반영된다.</w:t>
-      </w:r>
-    </w:p>
-    <w:p>
-      <w:pPr>
-        <w:pStyle w:val="ListNumber"/>
-        <w:spacing w:after="80" w:line="300" w:lineRule="auto"/>
-      </w:pPr>
-      <w:r>
-        <w:t>반영 후에는 스트림 이벤트도 함께 발행되므로 프론트엔드 화면이 즉시 변한다.</w:t>
-      </w:r>
-    </w:p>
-    <w:p>
-      <w:pPr>
-        <w:pStyle w:val="ListNumber"/>
-        <w:spacing w:after="80" w:line="300" w:lineRule="auto"/>
-      </w:pPr>
-      <w:r>
-        <w:t>중지 또는 초기화 시에는 저장해 두었던 원본 상태로 복구할 수 있다.</w:t>
+        <w:t xml:space="preserve">상세 처리 과정</w:t>
+      </w:r>
+    </w:p>
+    <w:p>
+      <w:r>
+        <w:t xml:space="preserve">단계 1 - 운영자가 시뮬레이션을 시작하면 현재 부스 상태를 원본 snapshot으로 저장한다.</w:t>
+      </w:r>
+    </w:p>
+    <w:p>
+      <w:r>
+        <w:t xml:space="preserve">단계 2 - SimulationStateService는 선택된 시나리오에 따라 다음 tick에서 어떤 부스의 대기시간, 재고, 상태 메시지가 바뀔지 계산한다.</w:t>
+      </w:r>
+    </w:p>
+    <w:p>
+      <w:r>
+        <w:t xml:space="preserve">단계 3 - SimulationService는 스케줄러로 주기적으로 tick을 실행한다.</w:t>
+      </w:r>
+    </w:p>
+    <w:p>
+      <w:r>
+        <w:t xml:space="preserve">단계 4 - tick 결과는 실제 BoothService의 라이브 상태 갱신 로직을 통해 저장된다.</w:t>
+      </w:r>
+    </w:p>
+    <w:p>
+      <w:r>
+        <w:t xml:space="preserve">단계 5 - 저장 직후 StreamService가 이벤트를 발행해 방문자 화면과 운영자 화면이 동시에 바뀐다.</w:t>
+      </w:r>
+    </w:p>
+    <w:p>
+      <w:r>
+        <w:t xml:space="preserve">단계 6 - 운영자가 중지하면 더 이상 tick이 돌지 않고, 초기화하면 처음 저장해 둔 원본 상태로 되돌릴 수 있다.</w:t>
       </w:r>
     </w:p>
     <w:p>
@@ -1437,23 +1235,47 @@
         <w:pStyle w:val="Heading2"/>
       </w:pPr>
       <w:r>
-        <w:t>한 줄 요약</w:t>
+        <w:t xml:space="preserve">화면에 보이는 결과</w:t>
+      </w:r>
+    </w:p>
+    <w:p>
+      <w:r>
+        <w:t xml:space="preserve">대기시간, 재고, 혼잡도 카드가 자동으로 변하며 데모 영상에서 실시간 운영 느낌을 만들 수 있다.</w:t>
       </w:r>
     </w:p>
     <w:p>
       <w:pPr>
-        <w:pStyle w:val="Callout"/>
+        <w:pStyle w:val="Heading2"/>
       </w:pPr>
       <w:r>
-        <w:t>별도 더미 화면이 아니라, 실제 운영 데이터 흐름에 가짜 상황을 주입해 전체 시스템을 살아 움직이게 만드는 장치다.</w:t>
-      </w:r>
-    </w:p>
+        <w:t xml:space="preserve">발표에서 말하기 좋은 포인트</w:t>
+      </w:r>
+    </w:p>
+    <w:p>
+      <w:r>
+        <w:t xml:space="preserve">시뮬레이션은 별도 가짜 화면이 아니라 실제 운영 데이터 흐름에 가짜 상황을 주입하는 장치라고 설명하면 좋다.</w:t>
+      </w:r>
+    </w:p>
+    <w:p>
+      <w:pPr>
+        <w:pStyle w:val="Heading2"/>
+      </w:pPr>
+      <w:r>
+        <w:t xml:space="preserve">한 줄 요약</w:t>
+      </w:r>
+    </w:p>
+    <w:p>
+      <w:r>
+        <w:t xml:space="preserve">실제 서비스 흐름 위에 시나리오 기반 상태 변화를 얹어 데모와 테스트를 가능하게 하는 기능이다.</w:t>
+      </w:r>
+    </w:p>
+    <w:p/>
     <w:p>
       <w:pPr>
         <w:pStyle w:val="Heading1"/>
       </w:pPr>
       <w:r>
-        <w:t>8. AI 매칭</w:t>
+        <w:t xml:space="preserve">8. AI 매칭</w:t>
       </w:r>
     </w:p>
     <w:p>
@@ -1461,12 +1283,12 @@
         <w:pStyle w:val="Heading2"/>
       </w:pPr>
       <w:r>
-        <w:t>기능 개요</w:t>
-      </w:r>
-    </w:p>
-    <w:p>
-      <w:r>
-        <w:t>축제 참가자가 프로필을 만들고, 관심 있는 상대에게 요청을 보내고, 만남 제안과 알림까지 진행하는 소셜 기능이다.</w:t>
+        <w:t xml:space="preserve">기능 개요</w:t>
+      </w:r>
+    </w:p>
+    <w:p>
+      <w:r>
+        <w:t xml:space="preserve">축제 참가자가 프로필을 만들고, 관심 요청, 수락, 만남 제안, 알림까지 이어지는 축제형 소셜 기능이다.</w:t>
       </w:r>
     </w:p>
     <w:p>
@@ -1474,39 +1296,27 @@
         <w:pStyle w:val="Heading2"/>
       </w:pPr>
       <w:r>
-        <w:t>관련 코드</w:t>
-      </w:r>
-    </w:p>
-    <w:p>
-      <w:pPr>
-        <w:pStyle w:val="CodeLabel"/>
-      </w:pPr>
-      <w:r>
-        <w:t>AiMatchController.java</w:t>
-      </w:r>
-    </w:p>
-    <w:p>
-      <w:pPr>
-        <w:pStyle w:val="CodeLabel"/>
-      </w:pPr>
-      <w:r>
-        <w:t>AiMatchService.java</w:t>
-      </w:r>
-    </w:p>
-    <w:p>
-      <w:pPr>
-        <w:pStyle w:val="CodeLabel"/>
-      </w:pPr>
-      <w:r>
-        <w:t>AiImageGenerationService.java</w:t>
-      </w:r>
-    </w:p>
-    <w:p>
-      <w:pPr>
-        <w:pStyle w:val="CodeLabel"/>
-      </w:pPr>
-      <w:r>
-        <w:t>AiMatchSmsNotifier.java</w:t>
+        <w:t xml:space="preserve">관련 코드</w:t>
+      </w:r>
+    </w:p>
+    <w:p>
+      <w:r>
+        <w:t xml:space="preserve">코드 위치: AiMatchController.java</w:t>
+      </w:r>
+    </w:p>
+    <w:p>
+      <w:r>
+        <w:t xml:space="preserve">코드 위치: AiMatchService.java</w:t>
+      </w:r>
+    </w:p>
+    <w:p>
+      <w:r>
+        <w:t xml:space="preserve">코드 위치: AiImageGenerationService.java</w:t>
+      </w:r>
+    </w:p>
+    <w:p>
+      <w:r>
+        <w:t xml:space="preserve">코드 위치: AiMatchSmsNotifier.java</w:t>
       </w:r>
     </w:p>
     <w:p>
@@ -1514,52 +1324,37 @@
         <w:pStyle w:val="Heading2"/>
       </w:pPr>
       <w:r>
-        <w:t>입력</w:t>
-      </w:r>
-    </w:p>
-    <w:p>
-      <w:pPr>
-        <w:pStyle w:val="ListBullet"/>
-        <w:spacing w:after="80" w:line="300" w:lineRule="auto"/>
-      </w:pPr>
-      <w:r>
-        <w:t>전화번호</w:t>
-      </w:r>
-    </w:p>
-    <w:p>
-      <w:pPr>
-        <w:pStyle w:val="ListBullet"/>
-        <w:spacing w:after="80" w:line="300" w:lineRule="auto"/>
-      </w:pPr>
-      <w:r>
-        <w:t>프로필 정보</w:t>
-      </w:r>
-    </w:p>
-    <w:p>
-      <w:pPr>
-        <w:pStyle w:val="ListBullet"/>
-        <w:spacing w:after="80" w:line="300" w:lineRule="auto"/>
-      </w:pPr>
-      <w:r>
-        <w:t>프로필 이미지</w:t>
-      </w:r>
-    </w:p>
-    <w:p>
-      <w:pPr>
-        <w:pStyle w:val="ListBullet"/>
-        <w:spacing w:after="80" w:line="300" w:lineRule="auto"/>
-      </w:pPr>
-      <w:r>
-        <w:t>좋아요, 요청, 수락, 거절, 취소 요청</w:t>
-      </w:r>
-    </w:p>
-    <w:p>
-      <w:pPr>
-        <w:pStyle w:val="ListBullet"/>
-        <w:spacing w:after="80" w:line="300" w:lineRule="auto"/>
-      </w:pPr>
-      <w:r>
-        <w:t>만남 장소와 시간 제안</w:t>
+        <w:t xml:space="preserve">입력과 기준 데이터</w:t>
+      </w:r>
+    </w:p>
+    <w:p>
+      <w:r>
+        <w:t xml:space="preserve">입력 데이터: 전화번호</w:t>
+      </w:r>
+    </w:p>
+    <w:p>
+      <w:r>
+        <w:t xml:space="preserve">입력 데이터: 프로필 정보</w:t>
+      </w:r>
+    </w:p>
+    <w:p>
+      <w:r>
+        <w:t xml:space="preserve">입력 데이터: 프로필 이미지</w:t>
+      </w:r>
+    </w:p>
+    <w:p>
+      <w:r>
+        <w:t xml:space="preserve">입력 데이터: 좋아요/요청/수락/거절</w:t>
+      </w:r>
+    </w:p>
+    <w:p>
+      <w:r>
+        <w:t xml:space="preserve">입력 데이터: 만남 장소와 시간</w:t>
+      </w:r>
+    </w:p>
+    <w:p>
+      <w:r>
+        <w:t xml:space="preserve">입력 데이터: PIN</w:t>
       </w:r>
     </w:p>
     <w:p>
@@ -1567,70 +1362,47 @@
         <w:pStyle w:val="Heading2"/>
       </w:pPr>
       <w:r>
-        <w:t>동작 원리</w:t>
-      </w:r>
-    </w:p>
-    <w:p>
-      <w:pPr>
-        <w:pStyle w:val="ListNumber"/>
-        <w:spacing w:after="80" w:line="300" w:lineRule="auto"/>
-      </w:pPr>
-      <w:r>
-        <w:t>먼저 전화번호 사용 가능 여부와 이미지 생성 가능 횟수를 검사한다.</w:t>
-      </w:r>
-    </w:p>
-    <w:p>
-      <w:pPr>
-        <w:pStyle w:val="ListNumber"/>
-        <w:spacing w:after="80" w:line="300" w:lineRule="auto"/>
-      </w:pPr>
-      <w:r>
-        <w:t>사용자가 사진을 올리면 AiImageGenerationService가 축제용 스타일 이미지로 변환하고, 사용 횟수를 기록한다.</w:t>
-      </w:r>
-    </w:p>
-    <w:p>
-      <w:pPr>
-        <w:pStyle w:val="ListNumber"/>
-        <w:spacing w:after="80" w:line="300" w:lineRule="auto"/>
-      </w:pPr>
-      <w:r>
-        <w:t>사용자가 닉네임, 소개, 성별, 만남 장소, PIN, 동의 여부를 입력하면 프로필을 생성한다.</w:t>
-      </w:r>
-    </w:p>
-    <w:p>
-      <w:pPr>
-        <w:pStyle w:val="ListNumber"/>
-        <w:spacing w:after="80" w:line="300" w:lineRule="auto"/>
-      </w:pPr>
-      <w:r>
-        <w:t>이후 다른 프로필에 관심 요청을 보내거나 즐겨찾기 토글을 할 수 있다.</w:t>
-      </w:r>
-    </w:p>
-    <w:p>
-      <w:pPr>
-        <w:pStyle w:val="ListNumber"/>
-        <w:spacing w:after="80" w:line="300" w:lineRule="auto"/>
-      </w:pPr>
-      <w:r>
-        <w:t>요청이 수락되면 만남 장소와 시간을 제안하고, 양쪽 상태를 갱신한다.</w:t>
-      </w:r>
-    </w:p>
-    <w:p>
-      <w:pPr>
-        <w:pStyle w:val="ListNumber"/>
-        <w:spacing w:after="80" w:line="300" w:lineRule="auto"/>
-      </w:pPr>
-      <w:r>
-        <w:t>필요한 경우 AiMatchSmsNotifier를 통해 문자 알림을 보내 사용자 행동을 이어 준다.</w:t>
-      </w:r>
-    </w:p>
-    <w:p>
-      <w:pPr>
-        <w:pStyle w:val="ListNumber"/>
-        <w:spacing w:after="80" w:line="300" w:lineRule="auto"/>
-      </w:pPr>
-      <w:r>
-        <w:t>전화번호 중복, 삭제된 번호 재사용, 과도한 이미지 생성, 잘못된 PIN 같은 조건은 모두 서버에서 막는다.</w:t>
+        <w:t xml:space="preserve">상세 처리 과정</w:t>
+      </w:r>
+    </w:p>
+    <w:p>
+      <w:r>
+        <w:t xml:space="preserve">단계 1 - 사용자가 전화번호를 입력하면 이미 사용 중인지, 삭제된 번호 재사용 제한에 걸리는지 검사한다.</w:t>
+      </w:r>
+    </w:p>
+    <w:p>
+      <w:r>
+        <w:t xml:space="preserve">단계 2 - 이미지 미리보기를 요청하면 AiImageGenerationService가 업로드 이미지를 축제용 스타일 이미지로 변환한다.</w:t>
+      </w:r>
+    </w:p>
+    <w:p>
+      <w:r>
+        <w:t xml:space="preserve">단계 3 - 이미지 생성 횟수 제한과 실패 fallback을 관리해 과도한 호출을 막는다.</w:t>
+      </w:r>
+    </w:p>
+    <w:p>
+      <w:r>
+        <w:t xml:space="preserve">단계 4 - 사용자가 닉네임, 소개, 성별, 선호 장소, PIN, 동의 여부를 입력하면 서버가 프로필을 생성한다.</w:t>
+      </w:r>
+    </w:p>
+    <w:p>
+      <w:r>
+        <w:t xml:space="preserve">단계 5 - 다른 프로필에 관심 요청을 보내면 AiMatchService가 요청 상태를 생성하고 중복 요청을 막는다.</w:t>
+      </w:r>
+    </w:p>
+    <w:p>
+      <w:r>
+        <w:t xml:space="preserve">단계 6 - 상대가 수락하면 만남 장소와 시간 제안 상태로 전환되고, 거절 또는 취소 시 상태가 닫힌다.</w:t>
+      </w:r>
+    </w:p>
+    <w:p>
+      <w:r>
+        <w:t xml:space="preserve">단계 7 - 필요한 경우 AiMatchSmsNotifier가 문자 알림을 보내 사용자 행동을 이어 준다.</w:t>
+      </w:r>
+    </w:p>
+    <w:p>
+      <w:r>
+        <w:t xml:space="preserve">단계 8 - 잘못된 PIN, 삭제된 프로필, 과도한 요청 같은 예외는 서버에서 차단한다.</w:t>
       </w:r>
     </w:p>
     <w:p>
@@ -1638,36 +1410,927 @@
         <w:pStyle w:val="Heading2"/>
       </w:pPr>
       <w:r>
-        <w:t>한 줄 요약</w:t>
+        <w:t xml:space="preserve">화면에 보이는 결과</w:t>
+      </w:r>
+    </w:p>
+    <w:p>
+      <w:r>
+        <w:t xml:space="preserve">사용자는 프로필 카드, 관심 요청 상태, 수락/거절, 만남 제안 정보를 확인한다.</w:t>
       </w:r>
     </w:p>
     <w:p>
       <w:pPr>
-        <w:pStyle w:val="Callout"/>
+        <w:pStyle w:val="Heading2"/>
       </w:pPr>
       <w:r>
-        <w:t>단순 프로필 게시판이 아니라, 이미지 생성, 신원 제어, 상태 전이, 알림을 묶은 축제형 소셜 플로우다.</w:t>
-      </w:r>
-    </w:p>
+        <w:t xml:space="preserve">발표에서 말하기 좋은 포인트</w:t>
+      </w:r>
+    </w:p>
+    <w:p>
+      <w:r>
+        <w:t xml:space="preserve">이미지 생성만 보여 주기보다 전화번호 검증, 상태 전이, 알림까지 이어지는 흐름을 보여 주면 기능 깊이가 드러난다.</w:t>
+      </w:r>
+    </w:p>
+    <w:p>
+      <w:pPr>
+        <w:pStyle w:val="Heading2"/>
+      </w:pPr>
+      <w:r>
+        <w:t xml:space="preserve">한 줄 요약</w:t>
+      </w:r>
+    </w:p>
+    <w:p>
+      <w:r>
+        <w:t xml:space="preserve">이미지 생성, 신원 제어, 매칭 상태 전이, 알림을 묶은 축제형 소셜 플로우다.</w:t>
+      </w:r>
+    </w:p>
+    <w:p/>
     <w:p>
       <w:pPr>
         <w:pStyle w:val="Heading1"/>
       </w:pPr>
       <w:r>
-        <w:t>전체 시스템 공통 원리</w:t>
-      </w:r>
-    </w:p>
-    <w:p>
-      <w:r>
-        <w:t>FestFlow의 주요 기능들은 대부분 같은 공통 구조를 따른다. 먼저 사용자나 운영자가 입력을 보내고, 백엔드 서비스가 현재 축제 상태를 여러 데이터 소스에서 모은다. 이후 규칙 기반 검증이나 점수 계산을 먼저 수행하고, 필요한 경우에만 AI나 ML을 붙여 요약, 예측, 문장 생성을 수행한다. 마지막으로 결과는 DTO로 정리되어 프론트엔드에 전달되고, 상태가 바뀌는 기능은 SSE를 통해 다른 화면에도 즉시 반영된다.</w:t>
+        <w:t xml:space="preserve">9. 부스 운영 대시보드</w:t>
       </w:r>
     </w:p>
     <w:p>
       <w:pPr>
-        <w:pStyle w:val="Callout"/>
+        <w:pStyle w:val="Heading2"/>
       </w:pPr>
       <w:r>
-        <w:t>즉, FestFlow의 핵심 구조는 실시간 축제 운영 데이터 + 규칙 기반 판단 + 선택적 AI 보강 + 실시간 반영이라고 정리할 수 있다.</w:t>
+        <w:t xml:space="preserve">기능 개요</w:t>
+      </w:r>
+    </w:p>
+    <w:p>
+      <w:r>
+        <w:t xml:space="preserve">각 부스 운영자가 자기 부스의 대기시간, 재고, 메뉴, 예약 테이블, QR 체크인을 직접 관리하는 기능이다.</w:t>
+      </w:r>
+    </w:p>
+    <w:p>
+      <w:pPr>
+        <w:pStyle w:val="Heading2"/>
+      </w:pPr>
+      <w:r>
+        <w:t xml:space="preserve">관련 코드</w:t>
+      </w:r>
+    </w:p>
+    <w:p>
+      <w:r>
+        <w:t xml:space="preserve">코드 위치: OpsBoothPage.jsx</w:t>
+      </w:r>
+    </w:p>
+    <w:p>
+      <w:r>
+        <w:t xml:space="preserve">코드 위치: OpsController.java</w:t>
+      </w:r>
+    </w:p>
+    <w:p>
+      <w:r>
+        <w:t xml:space="preserve">코드 위치: BoothService.java</w:t>
+      </w:r>
+    </w:p>
+    <w:p>
+      <w:r>
+        <w:t xml:space="preserve">코드 위치: ReservationService.java</w:t>
+      </w:r>
+    </w:p>
+    <w:p>
+      <w:r>
+        <w:t xml:space="preserve">코드 위치: uploadOpsBoothMenuImage API</w:t>
+      </w:r>
+    </w:p>
+    <w:p>
+      <w:pPr>
+        <w:pStyle w:val="Heading2"/>
+      </w:pPr>
+      <w:r>
+        <w:t xml:space="preserve">입력과 기준 데이터</w:t>
+      </w:r>
+    </w:p>
+    <w:p>
+      <w:r>
+        <w:t xml:space="preserve">입력 데이터: 부스 운영 키</w:t>
+      </w:r>
+    </w:p>
+    <w:p>
+      <w:r>
+        <w:t xml:space="preserve">입력 데이터: 대기시간</w:t>
+      </w:r>
+    </w:p>
+    <w:p>
+      <w:r>
+        <w:t xml:space="preserve">입력 데이터: 재고</w:t>
+      </w:r>
+    </w:p>
+    <w:p>
+      <w:r>
+        <w:t xml:space="preserve">입력 데이터: 운영 메모</w:t>
+      </w:r>
+    </w:p>
+    <w:p>
+      <w:r>
+        <w:t xml:space="preserve">입력 데이터: 메뉴판 정보</w:t>
+      </w:r>
+    </w:p>
+    <w:p>
+      <w:r>
+        <w:t xml:space="preserve">입력 데이터: 테이블/좌석 설정</w:t>
+      </w:r>
+    </w:p>
+    <w:p>
+      <w:r>
+        <w:t xml:space="preserve">입력 데이터: QR 토큰 또는 수동 체크인 요청</w:t>
+      </w:r>
+    </w:p>
+    <w:p>
+      <w:pPr>
+        <w:pStyle w:val="Heading2"/>
+      </w:pPr>
+      <w:r>
+        <w:t xml:space="preserve">상세 처리 과정</w:t>
+      </w:r>
+    </w:p>
+    <w:p>
+      <w:r>
+        <w:t xml:space="preserve">단계 1 - 운영자가 부스 운영 키를 입력하면 OpsController가 해당 부스의 bootstrap 데이터를 내려준다.</w:t>
+      </w:r>
+    </w:p>
+    <w:p>
+      <w:r>
+        <w:t xml:space="preserve">단계 2 - 화면은 대표 이미지, 혼잡도, 대기시간, 재고, 활성 예약 수, 좌석 사용량을 KPI 카드로 보여 준다.</w:t>
+      </w:r>
+    </w:p>
+    <w:p>
+      <w:r>
+        <w:t xml:space="preserve">단계 3 - 운영자는 대기시간, 재고, 운영 시간, 카테고리, 소개 문구, 태그를 수정한다.</w:t>
+      </w:r>
+    </w:p>
+    <w:p>
+      <w:r>
+        <w:t xml:space="preserve">단계 4 - 메뉴 이미지를 업로드하거나 메뉴명, 가격, 설명, 품절 여부를 수정하면 서버가 부스 데이터에 반영한다.</w:t>
+      </w:r>
+    </w:p>
+    <w:p>
+      <w:r>
+        <w:t xml:space="preserve">단계 5 - 테이블 설정에서는 전체 좌석과 가용 좌석을 조정하고, 예약 중 또는 이용 중인 테이블은 안전하게 삭제를 막는다.</w:t>
+      </w:r>
+    </w:p>
+    <w:p>
+      <w:r>
+        <w:t xml:space="preserve">단계 6 - QR 체크인은 카메라 스캔 또는 토큰 직접 입력으로 처리할 수 있고, 실패하면 수동 체크인 버튼도 사용할 수 있다.</w:t>
+      </w:r>
+    </w:p>
+    <w:p>
+      <w:r>
+        <w:t xml:space="preserve">단계 7 - 저장이나 체크인 후에는 예약 스트림과 부스 스트림이 발행되어 방문자 화면도 최신 상태가 된다.</w:t>
+      </w:r>
+    </w:p>
+    <w:p>
+      <w:pPr>
+        <w:pStyle w:val="Heading2"/>
+      </w:pPr>
+      <w:r>
+        <w:t xml:space="preserve">화면에 보이는 결과</w:t>
+      </w:r>
+    </w:p>
+    <w:p>
+      <w:r>
+        <w:t xml:space="preserve">운영자는 자기 부스의 실시간 상태와 예약 좌석을 한 화면에서 관리하고, 방문자는 변경된 대기시간과 예약 가능 좌석을 바로 본다.</w:t>
+      </w:r>
+    </w:p>
+    <w:p>
+      <w:pPr>
+        <w:pStyle w:val="Heading2"/>
+      </w:pPr>
+      <w:r>
+        <w:t xml:space="preserve">발표에서 말하기 좋은 포인트</w:t>
+      </w:r>
+    </w:p>
+    <w:p>
+      <w:r>
+        <w:t xml:space="preserve">최근 바꾼 UI처럼 이미지, KPI, 실시간 운영 상태, 테이블 설정, QR 체크인 순서로 보여 주면 이해가 빠르다.</w:t>
+      </w:r>
+    </w:p>
+    <w:p>
+      <w:pPr>
+        <w:pStyle w:val="Heading2"/>
+      </w:pPr>
+      <w:r>
+        <w:t xml:space="preserve">한 줄 요약</w:t>
+      </w:r>
+    </w:p>
+    <w:p>
+      <w:r>
+        <w:t xml:space="preserve">개별 부스 운영자가 현장 상태와 예약 운영을 직접 갱신하는 현장용 미니 관제 화면이다.</w:t>
+      </w:r>
+    </w:p>
+    <w:p/>
+    <w:p>
+      <w:pPr>
+        <w:pStyle w:val="Heading1"/>
+      </w:pPr>
+      <w:r>
+        <w:t xml:space="preserve">10. 분실물 관리</w:t>
+      </w:r>
+    </w:p>
+    <w:p>
+      <w:pPr>
+        <w:pStyle w:val="Heading2"/>
+      </w:pPr>
+      <w:r>
+        <w:t xml:space="preserve">기능 개요</w:t>
+      </w:r>
+    </w:p>
+    <w:p>
+      <w:r>
+        <w:t xml:space="preserve">방문자가 분실물을 등록하거나 찾고, 스태프가 상태를 관리할 수 있게 하는 기능이다.</w:t>
+      </w:r>
+    </w:p>
+    <w:p>
+      <w:pPr>
+        <w:pStyle w:val="Heading2"/>
+      </w:pPr>
+      <w:r>
+        <w:t xml:space="preserve">관련 코드</w:t>
+      </w:r>
+    </w:p>
+    <w:p>
+      <w:r>
+        <w:t xml:space="preserve">코드 위치: LostItemController.java</w:t>
+      </w:r>
+    </w:p>
+    <w:p>
+      <w:r>
+        <w:t xml:space="preserve">코드 위치: LostItemService.java</w:t>
+      </w:r>
+    </w:p>
+    <w:p>
+      <w:r>
+        <w:t xml:space="preserve">코드 위치: StaffController.java</w:t>
+      </w:r>
+    </w:p>
+    <w:p>
+      <w:r>
+        <w:t xml:space="preserve">코드 위치: StreamService.java</w:t>
+      </w:r>
+    </w:p>
+    <w:p>
+      <w:pPr>
+        <w:pStyle w:val="Heading2"/>
+      </w:pPr>
+      <w:r>
+        <w:t xml:space="preserve">입력과 기준 데이터</w:t>
+      </w:r>
+    </w:p>
+    <w:p>
+      <w:r>
+        <w:t xml:space="preserve">입력 데이터: 분실물 제목</w:t>
+      </w:r>
+    </w:p>
+    <w:p>
+      <w:r>
+        <w:t xml:space="preserve">입력 데이터: 설명</w:t>
+      </w:r>
+    </w:p>
+    <w:p>
+      <w:r>
+        <w:t xml:space="preserve">입력 데이터: 발견 장소</w:t>
+      </w:r>
+    </w:p>
+    <w:p>
+      <w:r>
+        <w:t xml:space="preserve">입력 데이터: 이미지</w:t>
+      </w:r>
+    </w:p>
+    <w:p>
+      <w:r>
+        <w:t xml:space="preserve">입력 데이터: 연락 정보</w:t>
+      </w:r>
+    </w:p>
+    <w:p>
+      <w:r>
+        <w:t xml:space="preserve">입력 데이터: 상태 변경 요청</w:t>
+      </w:r>
+    </w:p>
+    <w:p>
+      <w:r>
+        <w:t xml:space="preserve">입력 데이터: 검색어와 필터</w:t>
+      </w:r>
+    </w:p>
+    <w:p>
+      <w:pPr>
+        <w:pStyle w:val="Heading2"/>
+      </w:pPr>
+      <w:r>
+        <w:t xml:space="preserve">상세 처리 과정</w:t>
+      </w:r>
+    </w:p>
+    <w:p>
+      <w:r>
+        <w:t xml:space="preserve">단계 1 - 방문자나 스태프가 분실물 정보를 입력하면 LostItemController가 요청을 받는다.</w:t>
+      </w:r>
+    </w:p>
+    <w:p>
+      <w:r>
+        <w:t xml:space="preserve">단계 2 - LostItemService는 제목, 설명, 위치, 연락처, 이미지 URL, 상태값을 검증하고 저장한다.</w:t>
+      </w:r>
+    </w:p>
+    <w:p>
+      <w:r>
+        <w:t xml:space="preserve">단계 3 - 목록 조회 시에는 상태, 검색어, 최신순 조건으로 분실물을 필터링한다.</w:t>
+      </w:r>
+    </w:p>
+    <w:p>
+      <w:r>
+        <w:t xml:space="preserve">단계 4 - 스태프는 보관 중, 반환 완료, 확인 필요 같은 상태를 변경할 수 있다.</w:t>
+      </w:r>
+    </w:p>
+    <w:p>
+      <w:r>
+        <w:t xml:space="preserve">단계 5 - 상태가 바뀌면 StreamService가 분실물 채널 이벤트를 발행한다.</w:t>
+      </w:r>
+    </w:p>
+    <w:p>
+      <w:r>
+        <w:t xml:space="preserve">단계 6 - 프론트엔드는 새 이벤트를 받고 목록을 다시 불러와 방문자와 스태프 화면을 동시에 갱신한다.</w:t>
+      </w:r>
+    </w:p>
+    <w:p>
+      <w:pPr>
+        <w:pStyle w:val="Heading2"/>
+      </w:pPr>
+      <w:r>
+        <w:t xml:space="preserve">화면에 보이는 결과</w:t>
+      </w:r>
+    </w:p>
+    <w:p>
+      <w:r>
+        <w:t xml:space="preserve">분실물 페이지에는 최신 분실물 카드가 표시되고, 스태프는 처리 상태를 바꾸며 현장 대응을 이어 갈 수 있다.</w:t>
+      </w:r>
+    </w:p>
+    <w:p>
+      <w:pPr>
+        <w:pStyle w:val="Heading2"/>
+      </w:pPr>
+      <w:r>
+        <w:t xml:space="preserve">발표에서 말하기 좋은 포인트</w:t>
+      </w:r>
+    </w:p>
+    <w:p>
+      <w:r>
+        <w:t xml:space="preserve">분실물 등록 후 스태프 화면에서 상태를 바꾸고 방문자 목록이 갱신되는 흐름을 보여 주면 실시간 운영성이 드러난다.</w:t>
+      </w:r>
+    </w:p>
+    <w:p>
+      <w:pPr>
+        <w:pStyle w:val="Heading2"/>
+      </w:pPr>
+      <w:r>
+        <w:t xml:space="preserve">한 줄 요약</w:t>
+      </w:r>
+    </w:p>
+    <w:p>
+      <w:r>
+        <w:t xml:space="preserve">분실물 데이터를 등록, 검색, 상태 관리, 실시간 갱신까지 연결한 현장 지원 기능이다.</w:t>
+      </w:r>
+    </w:p>
+    <w:p/>
+    <w:p>
+      <w:pPr>
+        <w:pStyle w:val="Heading1"/>
+      </w:pPr>
+      <w:r>
+        <w:t xml:space="preserve">11. 스태프 현장 지원</w:t>
+      </w:r>
+    </w:p>
+    <w:p>
+      <w:pPr>
+        <w:pStyle w:val="Heading2"/>
+      </w:pPr>
+      <w:r>
+        <w:t xml:space="preserve">기능 개요</w:t>
+      </w:r>
+    </w:p>
+    <w:p>
+      <w:r>
+        <w:t xml:space="preserve">스태프가 자신의 근무 상태를 업데이트하고, 담당 구역 요약, 체크리스트, 번역 같은 현장 보조 기능을 사용하는 화면이다.</w:t>
+      </w:r>
+    </w:p>
+    <w:p>
+      <w:pPr>
+        <w:pStyle w:val="Heading2"/>
+      </w:pPr>
+      <w:r>
+        <w:t xml:space="preserve">관련 코드</w:t>
+      </w:r>
+    </w:p>
+    <w:p>
+      <w:r>
+        <w:t xml:space="preserve">코드 위치: StaffController.java</w:t>
+      </w:r>
+    </w:p>
+    <w:p>
+      <w:r>
+        <w:t xml:space="preserve">코드 위치: StaffService.java</w:t>
+      </w:r>
+    </w:p>
+    <w:p>
+      <w:r>
+        <w:t xml:space="preserve">코드 위치: OpsAiService.java</w:t>
+      </w:r>
+    </w:p>
+    <w:p>
+      <w:r>
+        <w:t xml:space="preserve">코드 위치: TranslateController.java</w:t>
+      </w:r>
+    </w:p>
+    <w:p>
+      <w:r>
+        <w:t xml:space="preserve">코드 위치: TranslateService.java</w:t>
+      </w:r>
+    </w:p>
+    <w:p>
+      <w:pPr>
+        <w:pStyle w:val="Heading2"/>
+      </w:pPr>
+      <w:r>
+        <w:t xml:space="preserve">입력과 기준 데이터</w:t>
+      </w:r>
+    </w:p>
+    <w:p>
+      <w:r>
+        <w:t xml:space="preserve">입력 데이터: 스태프 로그인 정보</w:t>
+      </w:r>
+    </w:p>
+    <w:p>
+      <w:r>
+        <w:t xml:space="preserve">입력 데이터: 현재 근무 상태</w:t>
+      </w:r>
+    </w:p>
+    <w:p>
+      <w:r>
+        <w:t xml:space="preserve">입력 데이터: 담당 구역</w:t>
+      </w:r>
+    </w:p>
+    <w:p>
+      <w:r>
+        <w:t xml:space="preserve">입력 데이터: AI 구역 요약 요청</w:t>
+      </w:r>
+    </w:p>
+    <w:p>
+      <w:r>
+        <w:t xml:space="preserve">입력 데이터: 체크리스트 요청</w:t>
+      </w:r>
+    </w:p>
+    <w:p>
+      <w:r>
+        <w:t xml:space="preserve">입력 데이터: 번역할 문장</w:t>
+      </w:r>
+    </w:p>
+    <w:p>
+      <w:pPr>
+        <w:pStyle w:val="Heading2"/>
+      </w:pPr>
+      <w:r>
+        <w:t xml:space="preserve">상세 처리 과정</w:t>
+      </w:r>
+    </w:p>
+    <w:p>
+      <w:r>
+        <w:t xml:space="preserve">단계 1 - 스태프가 로그인하면 StaffService가 권한과 담당 정보를 확인하고 bootstrap 데이터를 내려준다.</w:t>
+      </w:r>
+    </w:p>
+    <w:p>
+      <w:r>
+        <w:t xml:space="preserve">단계 2 - 스태프가 근무 가능, 이동 중, 대응 중 같은 상태를 바꾸면 서버가 현재 상태를 저장한다.</w:t>
+      </w:r>
+    </w:p>
+    <w:p>
+      <w:r>
+        <w:t xml:space="preserve">단계 3 - 상태 변경은 staff 스트림을 통해 관리자나 운영자 화면에 반영된다.</w:t>
+      </w:r>
+    </w:p>
+    <w:p>
+      <w:r>
+        <w:t xml:space="preserve">단계 4 - OpsAiService는 현재 혼잡도, 공지, 부스 상태를 바탕으로 담당 구역 요약이나 현장 체크리스트를 만든다.</w:t>
+      </w:r>
+    </w:p>
+    <w:p>
+      <w:r>
+        <w:t xml:space="preserve">단계 5 - AI 호출이 실패하면 서버가 기본 체크리스트 또는 요약문을 fallback으로 제공한다.</w:t>
+      </w:r>
+    </w:p>
+    <w:p>
+      <w:r>
+        <w:t xml:space="preserve">단계 6 - TranslateService는 외국인 방문자 응대를 위해 입력 문장을 목표 언어로 번역한다.</w:t>
+      </w:r>
+    </w:p>
+    <w:p>
+      <w:r>
+        <w:t xml:space="preserve">단계 7 - 스태프 화면은 분실물, 공지, 담당 구역 상태를 함께 보여 현장 대응에 필요한 정보를 모은다.</w:t>
+      </w:r>
+    </w:p>
+    <w:p>
+      <w:pPr>
+        <w:pStyle w:val="Heading2"/>
+      </w:pPr>
+      <w:r>
+        <w:t xml:space="preserve">화면에 보이는 결과</w:t>
+      </w:r>
+    </w:p>
+    <w:p>
+      <w:r>
+        <w:t xml:space="preserve">스태프는 자신의 상태를 공유하고, 구역별 해야 할 일과 방문자 응대 문장을 빠르게 확인한다.</w:t>
+      </w:r>
+    </w:p>
+    <w:p>
+      <w:pPr>
+        <w:pStyle w:val="Heading2"/>
+      </w:pPr>
+      <w:r>
+        <w:t xml:space="preserve">발표에서 말하기 좋은 포인트</w:t>
+      </w:r>
+    </w:p>
+    <w:p>
+      <w:r>
+        <w:t xml:space="preserve">운영자 관점에서는 '누가 어디서 대응 가능한지'가 보이고, 스태프 관점에서는 '지금 무엇을 해야 하는지'가 보인다고 설명하면 좋다.</w:t>
+      </w:r>
+    </w:p>
+    <w:p>
+      <w:pPr>
+        <w:pStyle w:val="Heading2"/>
+      </w:pPr>
+      <w:r>
+        <w:t xml:space="preserve">한 줄 요약</w:t>
+      </w:r>
+    </w:p>
+    <w:p>
+      <w:r>
+        <w:t xml:space="preserve">현장 인력의 상태 공유, AI 체크리스트, 번역을 묶어 운영 대응 속도를 높이는 기능이다.</w:t>
+      </w:r>
+    </w:p>
+    <w:p/>
+    <w:p>
+      <w:pPr>
+        <w:pStyle w:val="Heading1"/>
+      </w:pPr>
+      <w:r>
+        <w:t xml:space="preserve">12. 공지/행사 일정 관리</w:t>
+      </w:r>
+    </w:p>
+    <w:p>
+      <w:pPr>
+        <w:pStyle w:val="Heading2"/>
+      </w:pPr>
+      <w:r>
+        <w:t xml:space="preserve">기능 개요</w:t>
+      </w:r>
+    </w:p>
+    <w:p>
+      <w:r>
+        <w:t xml:space="preserve">관리자와 운영자가 공지와 행사 일정을 등록하고, 방문자 화면과 AI 추천에 반영하는 기능이다.</w:t>
+      </w:r>
+    </w:p>
+    <w:p>
+      <w:pPr>
+        <w:pStyle w:val="Heading2"/>
+      </w:pPr>
+      <w:r>
+        <w:t xml:space="preserve">관련 코드</w:t>
+      </w:r>
+    </w:p>
+    <w:p>
+      <w:r>
+        <w:t xml:space="preserve">코드 위치: NoticeService.java</w:t>
+      </w:r>
+    </w:p>
+    <w:p>
+      <w:r>
+        <w:t xml:space="preserve">코드 위치: EventService.java</w:t>
+      </w:r>
+    </w:p>
+    <w:p>
+      <w:r>
+        <w:t xml:space="preserve">코드 위치: AdminNoticeController.java</w:t>
+      </w:r>
+    </w:p>
+    <w:p>
+      <w:r>
+        <w:t xml:space="preserve">코드 위치: AdminEventController.java</w:t>
+      </w:r>
+    </w:p>
+    <w:p>
+      <w:r>
+        <w:t xml:space="preserve">코드 위치: OpsController.java</w:t>
+      </w:r>
+    </w:p>
+    <w:p>
+      <w:pPr>
+        <w:pStyle w:val="Heading2"/>
+      </w:pPr>
+      <w:r>
+        <w:t xml:space="preserve">입력과 기준 데이터</w:t>
+      </w:r>
+    </w:p>
+    <w:p>
+      <w:r>
+        <w:t xml:space="preserve">입력 데이터: 공지 제목과 내용</w:t>
+      </w:r>
+    </w:p>
+    <w:p>
+      <w:r>
+        <w:t xml:space="preserve">입력 데이터: 공지 활성 여부</w:t>
+      </w:r>
+    </w:p>
+    <w:p>
+      <w:r>
+        <w:t xml:space="preserve">입력 데이터: 행사명</w:t>
+      </w:r>
+    </w:p>
+    <w:p>
+      <w:r>
+        <w:t xml:space="preserve">입력 데이터: 시작/종료 시간</w:t>
+      </w:r>
+    </w:p>
+    <w:p>
+      <w:r>
+        <w:t xml:space="preserve">입력 데이터: 무대 또는 위치</w:t>
+      </w:r>
+    </w:p>
+    <w:p>
+      <w:r>
+        <w:t xml:space="preserve">입력 데이터: 행사 카테고리</w:t>
+      </w:r>
+    </w:p>
+    <w:p>
+      <w:pPr>
+        <w:pStyle w:val="Heading2"/>
+      </w:pPr>
+      <w:r>
+        <w:t xml:space="preserve">상세 처리 과정</w:t>
+      </w:r>
+    </w:p>
+    <w:p>
+      <w:r>
+        <w:t xml:space="preserve">단계 1 - 관리자나 운영자가 공지 또는 행사 등록 요청을 보낸다.</w:t>
+      </w:r>
+    </w:p>
+    <w:p>
+      <w:r>
+        <w:t xml:space="preserve">단계 2 - NoticeService와 EventService는 필수 값, 시간 형식, 활성 상태를 검증한 뒤 DB에 저장한다.</w:t>
+      </w:r>
+    </w:p>
+    <w:p>
+      <w:r>
+        <w:t xml:space="preserve">단계 3 - 수정과 삭제도 같은 서비스 계층을 통과해 데이터 일관성을 유지한다.</w:t>
+      </w:r>
+    </w:p>
+    <w:p>
+      <w:r>
+        <w:t xml:space="preserve">단계 4 - 공지 변경 후에는 활성 공지 목록이 SSE로 발행되어 방문자 홈과 운영 화면이 갱신된다.</w:t>
+      </w:r>
+    </w:p>
+    <w:p>
+      <w:r>
+        <w:t xml:space="preserve">단계 5 - 행사 변경 후에는 행사 스트림이 발행되고, 라인업, 일정, 상세 페이지가 최신 데이터를 다시 읽는다.</w:t>
+      </w:r>
+    </w:p>
+    <w:p>
+      <w:r>
+        <w:t xml:space="preserve">단계 6 - 행사 시간은 AI 혼잡도 예측에도 사용된다. 곧 시작하는 공연이 있으면 주변 구역이나 관련 부스의 혼잡 위험이 올라갈 수 있다.</w:t>
+      </w:r>
+    </w:p>
+    <w:p>
+      <w:r>
+        <w:t xml:space="preserve">단계 7 - 공지는 AI 챗이나 AI 가이드가 답변을 만들 때 중요한 운영 근거로도 쓰인다.</w:t>
+      </w:r>
+    </w:p>
+    <w:p>
+      <w:pPr>
+        <w:pStyle w:val="Heading2"/>
+      </w:pPr>
+      <w:r>
+        <w:t xml:space="preserve">화면에 보이는 결과</w:t>
+      </w:r>
+    </w:p>
+    <w:p>
+      <w:r>
+        <w:t xml:space="preserve">방문자는 최신 공지와 행사 일정을 보고, AI 기능은 그 일정을 참고해 더 현실적인 추천을 만든다.</w:t>
+      </w:r>
+    </w:p>
+    <w:p>
+      <w:pPr>
+        <w:pStyle w:val="Heading2"/>
+      </w:pPr>
+      <w:r>
+        <w:t xml:space="preserve">발표에서 말하기 좋은 포인트</w:t>
+      </w:r>
+    </w:p>
+    <w:p>
+      <w:r>
+        <w:t xml:space="preserve">행사 일정을 바꾸면 단순 캘린더만 바뀌는 것이 아니라 AI 추천과 혼잡 판단에도 영향을 준다고 말하면 좋다.</w:t>
+      </w:r>
+    </w:p>
+    <w:p>
+      <w:pPr>
+        <w:pStyle w:val="Heading2"/>
+      </w:pPr>
+      <w:r>
+        <w:t xml:space="preserve">한 줄 요약</w:t>
+      </w:r>
+    </w:p>
+    <w:p>
+      <w:r>
+        <w:t xml:space="preserve">공지와 일정 관리는 화면 표시용 데이터이면서 AI 판단과 운영 안내의 근거 데이터다.</w:t>
+      </w:r>
+    </w:p>
+    <w:p/>
+    <w:p>
+      <w:pPr>
+        <w:pStyle w:val="Heading1"/>
+      </w:pPr>
+      <w:r>
+        <w:t xml:space="preserve">13. 관리자 대시보드와 감사 로그</w:t>
+      </w:r>
+    </w:p>
+    <w:p>
+      <w:pPr>
+        <w:pStyle w:val="Heading2"/>
+      </w:pPr>
+      <w:r>
+        <w:t xml:space="preserve">기능 개요</w:t>
+      </w:r>
+    </w:p>
+    <w:p>
+      <w:r>
+        <w:t xml:space="preserve">관리자가 전체 서비스 상태를 보고, 운영 데이터 변경 이력을 추적할 수 있게 하는 기능이다.</w:t>
+      </w:r>
+    </w:p>
+    <w:p>
+      <w:pPr>
+        <w:pStyle w:val="Heading2"/>
+      </w:pPr>
+      <w:r>
+        <w:t xml:space="preserve">관련 코드</w:t>
+      </w:r>
+    </w:p>
+    <w:p>
+      <w:r>
+        <w:t xml:space="preserve">코드 위치: AdminDashboardController.java</w:t>
+      </w:r>
+    </w:p>
+    <w:p>
+      <w:r>
+        <w:t xml:space="preserve">코드 위치: AdminDashboardService.java</w:t>
+      </w:r>
+    </w:p>
+    <w:p>
+      <w:r>
+        <w:t xml:space="preserve">코드 위치: AuditLogService.java</w:t>
+      </w:r>
+    </w:p>
+    <w:p>
+      <w:r>
+        <w:t xml:space="preserve">코드 위치: AuthController.java</w:t>
+      </w:r>
+    </w:p>
+    <w:p>
+      <w:r>
+        <w:t xml:space="preserve">코드 위치: Admin controllers</w:t>
+      </w:r>
+    </w:p>
+    <w:p>
+      <w:pPr>
+        <w:pStyle w:val="Heading2"/>
+      </w:pPr>
+      <w:r>
+        <w:t xml:space="preserve">입력과 기준 데이터</w:t>
+      </w:r>
+    </w:p>
+    <w:p>
+      <w:r>
+        <w:t xml:space="preserve">입력 데이터: 관리자 로그인</w:t>
+      </w:r>
+    </w:p>
+    <w:p>
+      <w:r>
+        <w:t xml:space="preserve">입력 데이터: 대시보드 조회 조건</w:t>
+      </w:r>
+    </w:p>
+    <w:p>
+      <w:r>
+        <w:t xml:space="preserve">입력 데이터: 부스/행사/공지/스태프 변경 요청</w:t>
+      </w:r>
+    </w:p>
+    <w:p>
+      <w:r>
+        <w:t xml:space="preserve">입력 데이터: 감사 로그 조회 조건</w:t>
+      </w:r>
+    </w:p>
+    <w:p>
+      <w:pPr>
+        <w:pStyle w:val="Heading2"/>
+      </w:pPr>
+      <w:r>
+        <w:t xml:space="preserve">상세 처리 과정</w:t>
+      </w:r>
+    </w:p>
+    <w:p>
+      <w:r>
+        <w:t xml:space="preserve">단계 1 - 관리자가 로그인하면 AuthService가 계정 정보를 확인하고 관리자 권한을 부여한다.</w:t>
+      </w:r>
+    </w:p>
+    <w:p>
+      <w:r>
+        <w:t xml:space="preserve">단계 2 - AdminDashboardService는 부스 수, 행사 수, 방문자 수, 혼잡 상태, 스태프 상태 같은 지표를 모아 KPI를 만든다.</w:t>
+      </w:r>
+    </w:p>
+    <w:p>
+      <w:r>
+        <w:t xml:space="preserve">단계 3 - 관리자가 부스, 행사, 공지, 스태프 정보를 수정하면 각 관리자 컨트롤러와 서비스가 변경을 처리한다.</w:t>
+      </w:r>
+    </w:p>
+    <w:p>
+      <w:r>
+        <w:t xml:space="preserve">단계 4 - 변경 작업은 AuditLogService를 통해 작업자, 작업 종류, 대상, 시각, 세부 내용을 기록한다.</w:t>
+      </w:r>
+    </w:p>
+    <w:p>
+      <w:r>
+        <w:t xml:space="preserve">단계 5 - 관리자는 감사 로그 화면에서 어떤 변경이 언제 일어났는지 확인할 수 있다.</w:t>
+      </w:r>
+    </w:p>
+    <w:p>
+      <w:r>
+        <w:t xml:space="preserve">단계 6 - 문제가 생겼을 때는 로그를 기준으로 원인을 추적하고, 운영자 실수와 시스템 오류를 구분할 수 있다.</w:t>
+      </w:r>
+    </w:p>
+    <w:p>
+      <w:r>
+        <w:t xml:space="preserve">단계 7 - 관리자 대시보드는 개별 기능 화면보다 넓은 범위에서 전체 축제 운영 상태를 요약한다.</w:t>
+      </w:r>
+    </w:p>
+    <w:p>
+      <w:pPr>
+        <w:pStyle w:val="Heading2"/>
+      </w:pPr>
+      <w:r>
+        <w:t xml:space="preserve">화면에 보이는 결과</w:t>
+      </w:r>
+    </w:p>
+    <w:p>
+      <w:r>
+        <w:t xml:space="preserve">관리자는 전체 KPI, 운영 데이터, 변경 이력을 확인하고 서비스 운영의 책임성과 추적성을 확보한다.</w:t>
+      </w:r>
+    </w:p>
+    <w:p>
+      <w:pPr>
+        <w:pStyle w:val="Heading2"/>
+      </w:pPr>
+      <w:r>
+        <w:t xml:space="preserve">발표에서 말하기 좋은 포인트</w:t>
+      </w:r>
+    </w:p>
+    <w:p>
+      <w:r>
+        <w:t xml:space="preserve">관리자 기능은 예쁜 대시보드보다 '누가 무엇을 바꿨는지 남는다'는 점이 중요하다고 설명하면 시스템 완성도가 높아 보인다.</w:t>
+      </w:r>
+    </w:p>
+    <w:p>
+      <w:pPr>
+        <w:pStyle w:val="Heading2"/>
+      </w:pPr>
+      <w:r>
+        <w:t xml:space="preserve">한 줄 요약</w:t>
+      </w:r>
+    </w:p>
+    <w:p>
+      <w:r>
+        <w:t xml:space="preserve">전체 운영 상태를 요약하고 모든 주요 변경을 기록해 추적 가능한 운영 시스템을 만드는 기능이다.</w:t>
+      </w:r>
+    </w:p>
+    <w:p/>
+    <w:p>
+      <w:pPr>
+        <w:pStyle w:val="Heading1"/>
+      </w:pPr>
+      <w:r>
+        <w:t xml:space="preserve">마무리 정리</w:t>
+      </w:r>
+    </w:p>
+    <w:p>
+      <w:r>
+        <w:t xml:space="preserve">FestFlow는 단일 AI 기능 하나로만 구성된 서비스가 아니다. 방문자 입력, 운영자 입력, GPS 로그, 예약 상태, 공지, 행사 일정, 부스 운영 상태가 계속 쌓이고, 백엔드는 이 데이터를 기능별 서비스에서 검증하고 판단한다.</w:t>
+      </w:r>
+    </w:p>
+    <w:p>
+      <w:r>
+        <w:t xml:space="preserve">AI는 모든 결정을 대신하는 존재가 아니라, 이미 구조화된 판단을 더 이해하기 쉬운 추천 문장, 현장 요약, 체크리스트, 챗봇 답변으로 바꾸는 보조 계층에 가깝다.</w:t>
+      </w:r>
+    </w:p>
+    <w:p>
+      <w:r>
+        <w:t xml:space="preserve">따라서 발표에서는 '실시간 데이터 수집, 서버 검증과 점수화, 선택적 AI/ML 보강, SSE 기반 실시간 반영'이라는 공통 구조를 반복해서 강조하면 전체 시스템의 일관성이 잘 드러난다.</w:t>
       </w:r>
     </w:p>
     <w:sectPr>
